--- a/1on1/Guia 1on1 - cargos de gestao.docx
+++ b/1on1/Guia 1on1 - cargos de gestao.docx
@@ -3,11 +3,48 @@
 <w:document xmlns:wpc="http://schemas.microsoft.com/office/word/2010/wordprocessingCanvas" xmlns:mo="http://schemas.microsoft.com/office/mac/office/2008/main" xmlns:mc="http://schemas.openxmlformats.org/markup-compatibility/2006" xmlns:mv="urn:schemas-microsoft-com:mac:vml" xmlns:o="urn:schemas-microsoft-com:office:office" xmlns:r="http://schemas.openxmlformats.org/officeDocument/2006/relationships" xmlns:m="http://schemas.openxmlformats.org/officeDocument/2006/math" xmlns:v="urn:schemas-microsoft-com:vml" xmlns:wp14="http://schemas.microsoft.com/office/word/2010/wordprocessingDrawing" xmlns:wp="http://schemas.openxmlformats.org/drawingml/2006/wordprocessingDrawing" xmlns:w10="urn:schemas-microsoft-com:office:word" xmlns:w="http://schemas.openxmlformats.org/wordprocessingml/2006/main" xmlns:w14="http://schemas.microsoft.com/office/word/2010/wordml" xmlns:wpg="http://schemas.microsoft.com/office/word/2010/wordprocessingGroup" xmlns:wpi="http://schemas.microsoft.com/office/word/2010/wordprocessingInk" xmlns:wne="http://schemas.microsoft.com/office/word/2006/wordml" xmlns:wps="http://schemas.microsoft.com/office/word/2010/wordprocessingShape" mc:Ignorable="w14 wp14">
   <w:body>
     <w:p>
+      <w:r>
+        <w:drawing>
+          <wp:inline xmlns:a="http://schemas.openxmlformats.org/drawingml/2006/main" xmlns:pic="http://schemas.openxmlformats.org/drawingml/2006/picture">
+            <wp:extent cx="936000" cy="449106"/>
+            <wp:docPr id="1" name="Picture 1"/>
+            <wp:cNvGraphicFramePr>
+              <a:graphicFrameLocks noChangeAspect="1"/>
+            </wp:cNvGraphicFramePr>
+            <a:graphic>
+              <a:graphicData uri="http://schemas.openxmlformats.org/drawingml/2006/picture">
+                <pic:pic>
+                  <pic:nvPicPr>
+                    <pic:cNvPr id="0" name="logo-ccu.png"/>
+                    <pic:cNvPicPr/>
+                  </pic:nvPicPr>
+                  <pic:blipFill>
+                    <a:blip r:embed="rId9"/>
+                    <a:stretch>
+                      <a:fillRect/>
+                    </a:stretch>
+                  </pic:blipFill>
+                  <pic:spPr>
+                    <a:xfrm>
+                      <a:off x="0" y="0"/>
+                      <a:ext cx="936000" cy="449106"/>
+                    </a:xfrm>
+                    <a:prstGeom prst="rect"/>
+                  </pic:spPr>
+                </pic:pic>
+              </a:graphicData>
+            </a:graphic>
+          </wp:inline>
+        </w:drawing>
+      </w:r>
+    </w:p>
+    <w:p>
       <w:pPr>
-        <w:spacing w:after="80"/>
+        <w:spacing w:after="40" w:before="0"/>
       </w:pPr>
       <w:r>
         <w:rPr>
+          <w:rFonts w:ascii="Arial" w:hAnsi="Arial"/>
           <w:b/>
           <w:color w:val="C4122F"/>
           <w:sz w:val="52"/>
@@ -17,11 +54,12 @@
     </w:p>
     <w:p>
       <w:pPr>
-        <w:spacing w:after="360"/>
+        <w:spacing w:after="280" w:before="0"/>
       </w:pPr>
       <w:r>
         <w:rPr>
-          <w:i/>
+          <w:rFonts w:ascii="Arial" w:hAnsi="Arial"/>
+          <w:b w:val="0"/>
           <w:color w:val="5E5E5E"/>
           <w:sz w:val="24"/>
         </w:rPr>
@@ -30,34 +68,40 @@
     </w:p>
     <w:p>
       <w:pPr>
-        <w:spacing w:after="200"/>
+        <w:spacing w:after="180" w:before="0"/>
       </w:pPr>
       <w:r>
         <w:rPr>
+          <w:rFonts w:ascii="Arial" w:hAnsi="Arial"/>
+          <w:b w:val="0"/>
           <w:color w:val="141414"/>
           <w:sz w:val="26"/>
         </w:rPr>
-        <w:t>São quatro versões: diretoria de área, vice-presidência, presidência e um bloco que vale para os três. Cada uma começa em uma página nova, então dá para abrir direto na que interessa e ler a pergunta em voz alta.</w:t>
+        <w:t>São quatro versões: diretoria de área, vice-presidência, presidência e um bloco que vale para os três. Cada uma tem cinco perguntas e começa em uma página nova, então dá para abrir direto na que interessa e ler a pergunta em voz alta.</w:t>
       </w:r>
     </w:p>
     <w:p>
       <w:pPr>
-        <w:spacing w:after="200"/>
+        <w:spacing w:after="180" w:before="0"/>
       </w:pPr>
       <w:r>
         <w:rPr>
+          <w:rFonts w:ascii="Arial" w:hAnsi="Arial"/>
+          <w:b w:val="0"/>
           <w:color w:val="141414"/>
           <w:sz w:val="26"/>
         </w:rPr>
-        <w:t>As fixas são para fazer sempre. As rotativas são para escolher duas ou três por conversa. Onde está escrito que vira nota, é uma das perguntas de 0 a 10, e o que importa não é o número, é o que a pessoa fala depois dele.</w:t>
+        <w:t>As cinco de cada cargo são para fazer sempre. Onde está escrito que vira nota, é uma das perguntas de 0 a 10, e o que importa não é o número, é o que a pessoa fala depois dele.</w:t>
       </w:r>
     </w:p>
     <w:p>
       <w:pPr>
-        <w:spacing w:after="200"/>
+        <w:spacing w:after="180" w:before="0"/>
       </w:pPr>
       <w:r>
         <w:rPr>
+          <w:rFonts w:ascii="Arial" w:hAnsi="Arial"/>
+          <w:b w:val="0"/>
           <w:color w:val="141414"/>
           <w:sz w:val="26"/>
         </w:rPr>
@@ -66,33 +110,26 @@
     </w:p>
     <w:p>
       <w:pPr>
-        <w:spacing w:after="200"/>
+        <w:spacing w:after="180" w:before="0"/>
       </w:pPr>
       <w:r>
         <w:rPr>
+          <w:rFonts w:ascii="Arial" w:hAnsi="Arial"/>
+          <w:b w:val="0"/>
           <w:color w:val="141414"/>
           <w:sz w:val="26"/>
         </w:rPr>
         <w:t>O que muda de um cargo para o outro: no diretor eu pergunto se a área entrega. Na vice, se as áreas entregam sem ela. Na presidência, se o clube continua de pé sem quem está lá hoje.</w:t>
+        <w:br w:type="page"/>
       </w:r>
     </w:p>
     <w:p>
       <w:pPr>
-        <w:sectPr>
-          <w:headerReference w:type="default" r:id="rId9"/>
-          <w:pgSz w:w="12240" w:h="15840"/>
-          <w:pgMar w:top="794" w:right="907" w:bottom="794" w:left="1134" w:header="720" w:footer="720" w:gutter="0"/>
-          <w:cols w:space="720"/>
-          <w:docGrid w:linePitch="360"/>
-        </w:sectPr>
-      </w:pPr>
-    </w:p>
-    <w:p>
-      <w:pPr>
-        <w:spacing w:after="40"/>
+        <w:spacing w:after="40" w:before="0"/>
       </w:pPr>
       <w:r>
         <w:rPr>
+          <w:rFonts w:ascii="Arial" w:hAnsi="Arial"/>
           <w:b/>
           <w:color w:val="C4122F"/>
           <w:sz w:val="48"/>
@@ -102,11 +139,12 @@
     </w:p>
     <w:p>
       <w:pPr>
-        <w:spacing w:after="320"/>
+        <w:spacing w:after="300" w:before="0"/>
       </w:pPr>
       <w:r>
         <w:rPr>
-          <w:i/>
+          <w:rFonts w:ascii="Arial" w:hAnsi="Arial"/>
+          <w:b w:val="0"/>
           <w:color w:val="5E5E5E"/>
           <w:sz w:val="24"/>
         </w:rPr>
@@ -115,34 +153,26 @@
     </w:p>
     <w:p>
       <w:pPr>
-        <w:keepLines/>
-        <w:spacing w:before="260" w:after="40"/>
+        <w:spacing w:after="40" w:before="160"/>
       </w:pPr>
       <w:r>
         <w:rPr>
+          <w:rFonts w:ascii="Arial" w:hAnsi="Arial"/>
           <w:b/>
           <w:color w:val="C4122F"/>
           <w:sz w:val="22"/>
         </w:rPr>
-        <w:t>D1</w:t>
-      </w:r>
-      <w:r>
-        <w:rPr>
-          <w:b/>
-          <w:color w:val="5E5E5E"/>
-          <w:sz w:val="18"/>
-        </w:rPr>
-        <w:t xml:space="preserve">   FIXA</w:t>
+        <w:t>D1   FIXA</w:t>
       </w:r>
     </w:p>
     <w:p>
       <w:pPr>
-        <w:keepLines/>
-        <w:spacing w:after="60"/>
-        <w:ind w:left="113"/>
+        <w:spacing w:after="60" w:before="0"/>
       </w:pPr>
       <w:r>
         <w:rPr>
+          <w:rFonts w:ascii="Arial" w:hAnsi="Arial"/>
+          <w:b w:val="0"/>
           <w:color w:val="141414"/>
           <w:sz w:val="32"/>
         </w:rPr>
@@ -151,12 +181,12 @@
     </w:p>
     <w:p>
       <w:pPr>
-        <w:spacing w:after="120"/>
-        <w:ind w:left="340"/>
+        <w:spacing w:after="40" w:before="0"/>
       </w:pPr>
       <w:r>
         <w:rPr>
-          <w:i/>
+          <w:rFonts w:ascii="Arial" w:hAnsi="Arial"/>
+          <w:b w:val="0"/>
           <w:color w:val="5E5E5E"/>
           <w:sz w:val="21"/>
         </w:rPr>
@@ -165,84 +195,26 @@
     </w:p>
     <w:p>
       <w:pPr>
-        <w:keepLines/>
-        <w:spacing w:before="260" w:after="40"/>
+        <w:spacing w:after="40" w:before="160"/>
       </w:pPr>
       <w:r>
         <w:rPr>
+          <w:rFonts w:ascii="Arial" w:hAnsi="Arial"/>
           <w:b/>
           <w:color w:val="C4122F"/>
           <w:sz w:val="22"/>
         </w:rPr>
-        <w:t>D2</w:t>
-      </w:r>
-      <w:r>
-        <w:rPr>
-          <w:b/>
-          <w:color w:val="5E5E5E"/>
-          <w:sz w:val="18"/>
-        </w:rPr>
-        <w:t xml:space="preserve">   FIXA</w:t>
+        <w:t>D2   FIXA</w:t>
       </w:r>
     </w:p>
     <w:p>
       <w:pPr>
-        <w:keepLines/>
-        <w:spacing w:after="60"/>
-        <w:ind w:left="113"/>
+        <w:spacing w:after="60" w:before="0"/>
       </w:pPr>
       <w:r>
         <w:rPr>
-          <w:color w:val="141414"/>
-          <w:sz w:val="32"/>
-        </w:rPr>
-        <w:t>O que sua área entregou nos últimos dois meses que não teria acontecido sem você, e o que aconteceu porque o processo já estava montado?</w:t>
-      </w:r>
-    </w:p>
-    <w:p>
-      <w:pPr>
-        <w:spacing w:after="120"/>
-        <w:ind w:left="340"/>
-      </w:pPr>
-      <w:r>
-        <w:rPr>
-          <w:i/>
-          <w:color w:val="5E5E5E"/>
-          <w:sz w:val="21"/>
-        </w:rPr>
-        <w:t>Separa dependência pessoal de processo instalado. Se tudo cai na primeira coluna, não existe sucessão possível.</w:t>
-      </w:r>
-    </w:p>
-    <w:p>
-      <w:pPr>
-        <w:keepLines/>
-        <w:spacing w:before="260" w:after="40"/>
-      </w:pPr>
-      <w:r>
-        <w:rPr>
-          <w:b/>
-          <w:color w:val="C4122F"/>
-          <w:sz w:val="22"/>
-        </w:rPr>
-        <w:t>D3</w:t>
-      </w:r>
-      <w:r>
-        <w:rPr>
-          <w:b/>
-          <w:color w:val="5E5E5E"/>
-          <w:sz w:val="18"/>
-        </w:rPr>
-        <w:t xml:space="preserve">   FIXA</w:t>
-      </w:r>
-    </w:p>
-    <w:p>
-      <w:pPr>
-        <w:keepLines/>
-        <w:spacing w:after="60"/>
-        <w:ind w:left="113"/>
-      </w:pPr>
-      <w:r>
-        <w:rPr>
+          <w:rFonts w:ascii="Arial" w:hAnsi="Arial"/>
+          <w:b w:val="0"/>
           <w:color w:val="141414"/>
           <w:sz w:val="32"/>
         </w:rPr>
@@ -251,12 +223,12 @@
     </w:p>
     <w:p>
       <w:pPr>
-        <w:spacing w:after="120"/>
-        <w:ind w:left="340"/>
+        <w:spacing w:after="40" w:before="0"/>
       </w:pPr>
       <w:r>
         <w:rPr>
-          <w:i/>
+          <w:rFonts w:ascii="Arial" w:hAnsi="Arial"/>
+          <w:b w:val="0"/>
           <w:color w:val="5E5E5E"/>
           <w:sz w:val="21"/>
         </w:rPr>
@@ -265,34 +237,26 @@
     </w:p>
     <w:p>
       <w:pPr>
-        <w:keepLines/>
-        <w:spacing w:before="260" w:after="40"/>
+        <w:spacing w:after="40" w:before="160"/>
       </w:pPr>
       <w:r>
         <w:rPr>
+          <w:rFonts w:ascii="Arial" w:hAnsi="Arial"/>
           <w:b/>
           <w:color w:val="C4122F"/>
           <w:sz w:val="22"/>
         </w:rPr>
-        <w:t>D4</w:t>
-      </w:r>
-      <w:r>
-        <w:rPr>
-          <w:b/>
-          <w:color w:val="5E5E5E"/>
-          <w:sz w:val="18"/>
-        </w:rPr>
-        <w:t xml:space="preserve">   FIXA</w:t>
+        <w:t>D3   FIXA</w:t>
       </w:r>
     </w:p>
     <w:p>
       <w:pPr>
-        <w:keepLines/>
-        <w:spacing w:after="60"/>
-        <w:ind w:left="113"/>
+        <w:spacing w:after="60" w:before="0"/>
       </w:pPr>
       <w:r>
         <w:rPr>
+          <w:rFonts w:ascii="Arial" w:hAnsi="Arial"/>
+          <w:b w:val="0"/>
           <w:color w:val="141414"/>
           <w:sz w:val="32"/>
         </w:rPr>
@@ -301,12 +265,12 @@
     </w:p>
     <w:p>
       <w:pPr>
-        <w:spacing w:after="120"/>
-        <w:ind w:left="340"/>
+        <w:spacing w:after="40" w:before="0"/>
       </w:pPr>
       <w:r>
         <w:rPr>
-          <w:i/>
+          <w:rFonts w:ascii="Arial" w:hAnsi="Arial"/>
+          <w:b w:val="0"/>
           <w:color w:val="5E5E5E"/>
           <w:sz w:val="21"/>
         </w:rPr>
@@ -315,214 +279,26 @@
     </w:p>
     <w:p>
       <w:pPr>
-        <w:keepLines/>
-        <w:spacing w:before="260" w:after="40"/>
+        <w:spacing w:after="40" w:before="160"/>
       </w:pPr>
       <w:r>
         <w:rPr>
+          <w:rFonts w:ascii="Arial" w:hAnsi="Arial"/>
           <w:b/>
           <w:color w:val="C4122F"/>
           <w:sz w:val="22"/>
         </w:rPr>
-        <w:t>D5</w:t>
-      </w:r>
-      <w:r>
-        <w:rPr>
-          <w:b/>
-          <w:color w:val="5E5E5E"/>
-          <w:sz w:val="18"/>
-        </w:rPr>
-        <w:t xml:space="preserve">   ROTATIVA</w:t>
+        <w:t>D4   FIXA · VIRA NOTA</w:t>
       </w:r>
     </w:p>
     <w:p>
       <w:pPr>
-        <w:keepLines/>
-        <w:spacing w:after="60"/>
-        <w:ind w:left="113"/>
+        <w:spacing w:after="60" w:before="0"/>
       </w:pPr>
       <w:r>
         <w:rPr>
-          <w:color w:val="141414"/>
-          <w:sz w:val="32"/>
-        </w:rPr>
-        <w:t>Quem do seu time você promoveria a diretor amanhã, e quem você acha que vai sair no próximo semestre? O que você está fazendo em cada um dos dois casos?</w:t>
-      </w:r>
-    </w:p>
-    <w:p>
-      <w:pPr>
-        <w:keepLines/>
-        <w:spacing w:before="260" w:after="40"/>
-      </w:pPr>
-      <w:r>
-        <w:rPr>
-          <w:b/>
-          <w:color w:val="C4122F"/>
-          <w:sz w:val="22"/>
-        </w:rPr>
-        <w:t>D6</w:t>
-      </w:r>
-      <w:r>
-        <w:rPr>
-          <w:b/>
-          <w:color w:val="5E5E5E"/>
-          <w:sz w:val="18"/>
-        </w:rPr>
-        <w:t xml:space="preserve">   FIXA</w:t>
-      </w:r>
-    </w:p>
-    <w:p>
-      <w:pPr>
-        <w:keepLines/>
-        <w:spacing w:after="60"/>
-        <w:ind w:left="113"/>
-      </w:pPr>
-      <w:r>
-        <w:rPr>
-          <w:color w:val="141414"/>
-          <w:sz w:val="32"/>
-        </w:rPr>
-        <w:t>Qual decisão da sua área você tomou nos últimos dois meses que hoje tomaria diferente?</w:t>
-      </w:r>
-    </w:p>
-    <w:p>
-      <w:pPr>
-        <w:spacing w:after="120"/>
-        <w:ind w:left="340"/>
-      </w:pPr>
-      <w:r>
-        <w:rPr>
-          <w:i/>
-          <w:color w:val="5E5E5E"/>
-          <w:sz w:val="21"/>
-        </w:rPr>
-        <w:t>Quem não lembra de nenhuma provavelmente não está decidindo, está reagindo.</w:t>
-      </w:r>
-    </w:p>
-    <w:p>
-      <w:pPr>
-        <w:keepLines/>
-        <w:spacing w:before="260" w:after="40"/>
-      </w:pPr>
-      <w:r>
-        <w:rPr>
-          <w:b/>
-          <w:color w:val="C4122F"/>
-          <w:sz w:val="22"/>
-        </w:rPr>
-        <w:t>D7</w:t>
-      </w:r>
-      <w:r>
-        <w:rPr>
-          <w:b/>
-          <w:color w:val="5E5E5E"/>
-          <w:sz w:val="18"/>
-        </w:rPr>
-        <w:t xml:space="preserve">   ROTATIVA</w:t>
-      </w:r>
-    </w:p>
-    <w:p>
-      <w:pPr>
-        <w:keepLines/>
-        <w:spacing w:after="60"/>
-        <w:ind w:left="113"/>
-      </w:pPr>
-      <w:r>
-        <w:rPr>
-          <w:color w:val="141414"/>
-          <w:sz w:val="32"/>
-        </w:rPr>
-        <w:t>Onde sua área depende de outra e essa ponte está quebrada? O que você já tentou para resolver antes de trazer para a diretoria?</w:t>
-      </w:r>
-    </w:p>
-    <w:p>
-      <w:pPr>
-        <w:keepLines/>
-        <w:spacing w:before="260" w:after="40"/>
-      </w:pPr>
-      <w:r>
-        <w:rPr>
-          <w:b/>
-          <w:color w:val="C4122F"/>
-          <w:sz w:val="22"/>
-        </w:rPr>
-        <w:t>D8</w:t>
-      </w:r>
-      <w:r>
-        <w:rPr>
-          <w:b/>
-          <w:color w:val="5E5E5E"/>
-          <w:sz w:val="18"/>
-        </w:rPr>
-        <w:t xml:space="preserve">   ROTATIVA</w:t>
-      </w:r>
-    </w:p>
-    <w:p>
-      <w:pPr>
-        <w:keepLines/>
-        <w:spacing w:after="60"/>
-        <w:ind w:left="113"/>
-      </w:pPr>
-      <w:r>
-        <w:rPr>
-          <w:color w:val="141414"/>
-          <w:sz w:val="32"/>
-        </w:rPr>
-        <w:t>O material e os processos da sua área estão atualizados? Quando foi a última vez que alguém revisou de verdade, e o que hoje está rodando por inércia?</w:t>
-      </w:r>
-    </w:p>
-    <w:p>
-      <w:pPr>
-        <w:spacing w:after="120"/>
-        <w:ind w:left="340"/>
-      </w:pPr>
-      <w:r>
-        <w:rPr>
-          <w:i/>
-          <w:color w:val="5E5E5E"/>
-          <w:sz w:val="21"/>
-        </w:rPr>
-        <w:t>Essa existe por causa do Prep. Material de 2022 rodando em 2026 é o tipo de coisa que ninguém reporta porque ninguém é dono.</w:t>
-      </w:r>
-    </w:p>
-    <w:p>
-      <w:pPr>
-        <w:keepLines/>
-        <w:spacing w:before="260" w:after="40"/>
-      </w:pPr>
-      <w:r>
-        <w:rPr>
-          <w:b/>
-          <w:color w:val="C4122F"/>
-          <w:sz w:val="22"/>
-        </w:rPr>
-        <w:t>D9</w:t>
-      </w:r>
-      <w:r>
-        <w:rPr>
-          <w:b/>
-          <w:color w:val="5E5E5E"/>
-          <w:sz w:val="18"/>
-        </w:rPr>
-        <w:t xml:space="preserve">   FIXA</w:t>
-      </w:r>
-      <w:r>
-        <w:rPr>
-          <w:b/>
-          <w:color w:val="8E0C22"/>
-          <w:sz w:val="18"/>
-        </w:rPr>
-        <w:t xml:space="preserve">   VIRA NOTA</w:t>
-      </w:r>
-    </w:p>
-    <w:p>
-      <w:pPr>
-        <w:keepLines/>
-        <w:spacing w:after="60"/>
-        <w:ind w:left="113"/>
-      </w:pPr>
-      <w:r>
-        <w:rPr>
+          <w:rFonts w:ascii="Arial" w:hAnsi="Arial"/>
+          <w:b w:val="0"/>
           <w:color w:val="141414"/>
           <w:sz w:val="32"/>
         </w:rPr>
@@ -531,42 +307,26 @@
     </w:p>
     <w:p>
       <w:pPr>
-        <w:keepLines/>
-        <w:spacing w:before="260" w:after="40"/>
+        <w:spacing w:after="40" w:before="160"/>
       </w:pPr>
       <w:r>
         <w:rPr>
+          <w:rFonts w:ascii="Arial" w:hAnsi="Arial"/>
           <w:b/>
           <w:color w:val="C4122F"/>
           <w:sz w:val="22"/>
         </w:rPr>
-        <w:t>D10</w:t>
-      </w:r>
-      <w:r>
-        <w:rPr>
-          <w:b/>
-          <w:color w:val="5E5E5E"/>
-          <w:sz w:val="18"/>
-        </w:rPr>
-        <w:t xml:space="preserve">   FIXA</w:t>
-      </w:r>
-      <w:r>
-        <w:rPr>
-          <w:b/>
-          <w:color w:val="8E0C22"/>
-          <w:sz w:val="18"/>
-        </w:rPr>
-        <w:t xml:space="preserve">   VIRA NOTA</w:t>
+        <w:t>D5   FIXA · VIRA NOTA</w:t>
       </w:r>
     </w:p>
     <w:p>
       <w:pPr>
-        <w:keepLines/>
-        <w:spacing w:after="60"/>
-        <w:ind w:left="113"/>
+        <w:spacing w:after="60" w:before="0"/>
       </w:pPr>
       <w:r>
         <w:rPr>
+          <w:rFonts w:ascii="Arial" w:hAnsi="Arial"/>
+          <w:b w:val="0"/>
           <w:color w:val="141414"/>
           <w:sz w:val="32"/>
         </w:rPr>
@@ -575,93 +335,26 @@
     </w:p>
     <w:p>
       <w:pPr>
-        <w:keepLines/>
-        <w:spacing w:before="260" w:after="40"/>
+        <w:spacing w:after="80" w:before="240"/>
       </w:pPr>
       <w:r>
         <w:rPr>
-          <w:b/>
-          <w:color w:val="C4122F"/>
-          <w:sz w:val="22"/>
+          <w:rFonts w:ascii="Arial" w:hAnsi="Arial"/>
+          <w:b w:val="0"/>
+          <w:color w:val="5E5E5E"/>
+          <w:sz w:val="21"/>
         </w:rPr>
-        <w:t>D11</w:t>
-      </w:r>
-      <w:r>
-        <w:rPr>
-          <w:b/>
-          <w:color w:val="5E5E5E"/>
-          <w:sz w:val="18"/>
-        </w:rPr>
-        <w:t xml:space="preserve">   FIXA</w:t>
+        <w:t>Vêm de D1, D3, D4, D9 e D10 do banco completo.</w:t>
+        <w:br w:type="page"/>
       </w:r>
     </w:p>
     <w:p>
       <w:pPr>
-        <w:keepLines/>
-        <w:spacing w:after="60"/>
-        <w:ind w:left="113"/>
+        <w:spacing w:after="40" w:before="0"/>
       </w:pPr>
       <w:r>
         <w:rPr>
-          <w:color w:val="141414"/>
-          <w:sz w:val="32"/>
-        </w:rPr>
-        <w:t>Se você fosse o presidente na semana que vem, qual a primeira coisa que mudaria na forma como o clube é conduzido?</w:t>
-      </w:r>
-    </w:p>
-    <w:p>
-      <w:pPr>
-        <w:keepLines/>
-        <w:spacing w:before="260" w:after="40"/>
-      </w:pPr>
-      <w:r>
-        <w:rPr>
-          <w:b/>
-          <w:color w:val="C4122F"/>
-          <w:sz w:val="22"/>
-        </w:rPr>
-        <w:t>D12</w:t>
-      </w:r>
-      <w:r>
-        <w:rPr>
-          <w:b/>
-          <w:color w:val="5E5E5E"/>
-          <w:sz w:val="18"/>
-        </w:rPr>
-        <w:t xml:space="preserve">   ROTATIVA</w:t>
-      </w:r>
-    </w:p>
-    <w:p>
-      <w:pPr>
-        <w:keepLines/>
-        <w:spacing w:after="60"/>
-        <w:ind w:left="113"/>
-      </w:pPr>
-      <w:r>
-        <w:rPr>
-          <w:color w:val="141414"/>
-          <w:sz w:val="32"/>
-        </w:rPr>
-        <w:t>O que você precisa da presidência ou da vice que não está recebendo?</w:t>
-      </w:r>
-    </w:p>
-    <w:p>
-      <w:pPr>
-        <w:sectPr>
-          <w:headerReference w:type="default" r:id="rId10"/>
-          <w:pgSz w:w="12240" w:h="15840"/>
-          <w:pgMar w:top="794" w:right="907" w:bottom="794" w:left="1134" w:header="720" w:footer="720" w:gutter="0"/>
-          <w:cols w:space="720"/>
-          <w:docGrid w:linePitch="360"/>
-        </w:sectPr>
-      </w:pPr>
-    </w:p>
-    <w:p>
-      <w:pPr>
-        <w:spacing w:after="40"/>
-      </w:pPr>
-      <w:r>
-        <w:rPr>
+          <w:rFonts w:ascii="Arial" w:hAnsi="Arial"/>
           <w:b/>
           <w:color w:val="C4122F"/>
           <w:sz w:val="48"/>
@@ -671,11 +364,12 @@
     </w:p>
     <w:p>
       <w:pPr>
-        <w:spacing w:after="320"/>
+        <w:spacing w:after="300" w:before="0"/>
       </w:pPr>
       <w:r>
         <w:rPr>
-          <w:i/>
+          <w:rFonts w:ascii="Arial" w:hAnsi="Arial"/>
+          <w:b w:val="0"/>
           <w:color w:val="5E5E5E"/>
           <w:sz w:val="24"/>
         </w:rPr>
@@ -684,34 +378,26 @@
     </w:p>
     <w:p>
       <w:pPr>
-        <w:keepLines/>
-        <w:spacing w:before="260" w:after="40"/>
+        <w:spacing w:after="40" w:before="160"/>
       </w:pPr>
       <w:r>
         <w:rPr>
+          <w:rFonts w:ascii="Arial" w:hAnsi="Arial"/>
           <w:b/>
           <w:color w:val="C4122F"/>
           <w:sz w:val="22"/>
         </w:rPr>
-        <w:t>V1</w:t>
-      </w:r>
-      <w:r>
-        <w:rPr>
-          <w:b/>
-          <w:color w:val="5E5E5E"/>
-          <w:sz w:val="18"/>
-        </w:rPr>
-        <w:t xml:space="preserve">   FIXA</w:t>
+        <w:t>V1   FIXA</w:t>
       </w:r>
     </w:p>
     <w:p>
       <w:pPr>
-        <w:keepLines/>
-        <w:spacing w:after="60"/>
-        <w:ind w:left="113"/>
+        <w:spacing w:after="60" w:before="0"/>
       </w:pPr>
       <w:r>
         <w:rPr>
+          <w:rFonts w:ascii="Arial" w:hAnsi="Arial"/>
+          <w:b w:val="0"/>
           <w:color w:val="141414"/>
           <w:sz w:val="32"/>
         </w:rPr>
@@ -720,12 +406,12 @@
     </w:p>
     <w:p>
       <w:pPr>
-        <w:spacing w:after="120"/>
-        <w:ind w:left="340"/>
+        <w:spacing w:after="40" w:before="0"/>
       </w:pPr>
       <w:r>
         <w:rPr>
-          <w:i/>
+          <w:rFonts w:ascii="Arial" w:hAnsi="Arial"/>
+          <w:b w:val="0"/>
           <w:color w:val="5E5E5E"/>
           <w:sz w:val="21"/>
         </w:rPr>
@@ -734,34 +420,26 @@
     </w:p>
     <w:p>
       <w:pPr>
-        <w:keepLines/>
-        <w:spacing w:before="260" w:after="40"/>
+        <w:spacing w:after="40" w:before="160"/>
       </w:pPr>
       <w:r>
         <w:rPr>
+          <w:rFonts w:ascii="Arial" w:hAnsi="Arial"/>
           <w:b/>
           <w:color w:val="C4122F"/>
           <w:sz w:val="22"/>
         </w:rPr>
-        <w:t>V2</w:t>
-      </w:r>
-      <w:r>
-        <w:rPr>
-          <w:b/>
-          <w:color w:val="5E5E5E"/>
-          <w:sz w:val="18"/>
-        </w:rPr>
-        <w:t xml:space="preserve">   FIXA</w:t>
+        <w:t>V2   FIXA</w:t>
       </w:r>
     </w:p>
     <w:p>
       <w:pPr>
-        <w:keepLines/>
-        <w:spacing w:after="60"/>
-        <w:ind w:left="113"/>
+        <w:spacing w:after="60" w:before="0"/>
       </w:pPr>
       <w:r>
         <w:rPr>
+          <w:rFonts w:ascii="Arial" w:hAnsi="Arial"/>
+          <w:b w:val="0"/>
           <w:color w:val="141414"/>
           <w:sz w:val="32"/>
         </w:rPr>
@@ -770,84 +448,26 @@
     </w:p>
     <w:p>
       <w:pPr>
-        <w:keepLines/>
-        <w:spacing w:before="260" w:after="40"/>
+        <w:spacing w:after="40" w:before="160"/>
       </w:pPr>
       <w:r>
         <w:rPr>
+          <w:rFonts w:ascii="Arial" w:hAnsi="Arial"/>
           <w:b/>
           <w:color w:val="C4122F"/>
           <w:sz w:val="22"/>
         </w:rPr>
-        <w:t>V3</w:t>
-      </w:r>
-      <w:r>
-        <w:rPr>
-          <w:b/>
-          <w:color w:val="5E5E5E"/>
-          <w:sz w:val="18"/>
-        </w:rPr>
-        <w:t xml:space="preserve">   FIXA</w:t>
+        <w:t>V3   FIXA</w:t>
       </w:r>
     </w:p>
     <w:p>
       <w:pPr>
-        <w:keepLines/>
-        <w:spacing w:after="60"/>
-        <w:ind w:left="113"/>
+        <w:spacing w:after="60" w:before="0"/>
       </w:pPr>
       <w:r>
         <w:rPr>
-          <w:color w:val="141414"/>
-          <w:sz w:val="32"/>
-        </w:rPr>
-        <w:t>Como você sabe que um diretor está indo mal antes de o resultado aparecer? Que sinal você olha?</w:t>
-      </w:r>
-    </w:p>
-    <w:p>
-      <w:pPr>
-        <w:spacing w:after="120"/>
-        <w:ind w:left="340"/>
-      </w:pPr>
-      <w:r>
-        <w:rPr>
-          <w:i/>
-          <w:color w:val="5E5E5E"/>
-          <w:sz w:val="21"/>
-        </w:rPr>
-        <w:t>Sem sinal antecedente, a vice só apaga incêndio. Dá para introduzir as notas de retenção dos 1on1 como alarme.</w:t>
-      </w:r>
-    </w:p>
-    <w:p>
-      <w:pPr>
-        <w:keepLines/>
-        <w:spacing w:before="260" w:after="40"/>
-      </w:pPr>
-      <w:r>
-        <w:rPr>
-          <w:b/>
-          <w:color w:val="C4122F"/>
-          <w:sz w:val="22"/>
-        </w:rPr>
-        <w:t>V4</w:t>
-      </w:r>
-      <w:r>
-        <w:rPr>
-          <w:b/>
-          <w:color w:val="5E5E5E"/>
-          <w:sz w:val="18"/>
-        </w:rPr>
-        <w:t xml:space="preserve">   FIXA</w:t>
-      </w:r>
-    </w:p>
-    <w:p>
-      <w:pPr>
-        <w:keepLines/>
-        <w:spacing w:after="60"/>
-        <w:ind w:left="113"/>
-      </w:pPr>
-      <w:r>
-        <w:rPr>
+          <w:rFonts w:ascii="Arial" w:hAnsi="Arial"/>
+          <w:b w:val="0"/>
           <w:color w:val="141414"/>
           <w:sz w:val="32"/>
         </w:rPr>
@@ -856,12 +476,12 @@
     </w:p>
     <w:p>
       <w:pPr>
-        <w:spacing w:after="120"/>
-        <w:ind w:left="340"/>
+        <w:spacing w:after="40" w:before="0"/>
       </w:pPr>
       <w:r>
         <w:rPr>
-          <w:i/>
+          <w:rFonts w:ascii="Arial" w:hAnsi="Arial"/>
+          <w:b w:val="0"/>
           <w:color w:val="5E5E5E"/>
           <w:sz w:val="21"/>
         </w:rPr>
@@ -870,250 +490,26 @@
     </w:p>
     <w:p>
       <w:pPr>
-        <w:keepLines/>
-        <w:spacing w:before="260" w:after="40"/>
+        <w:spacing w:after="40" w:before="160"/>
       </w:pPr>
       <w:r>
         <w:rPr>
+          <w:rFonts w:ascii="Arial" w:hAnsi="Arial"/>
           <w:b/>
           <w:color w:val="C4122F"/>
           <w:sz w:val="22"/>
         </w:rPr>
-        <w:t>V5</w:t>
-      </w:r>
-      <w:r>
-        <w:rPr>
-          <w:b/>
-          <w:color w:val="5E5E5E"/>
-          <w:sz w:val="18"/>
-        </w:rPr>
-        <w:t xml:space="preserve">   FIXA</w:t>
+        <w:t>V4   FIXA · VIRA NOTA</w:t>
       </w:r>
     </w:p>
     <w:p>
       <w:pPr>
-        <w:keepLines/>
-        <w:spacing w:after="60"/>
-        <w:ind w:left="113"/>
+        <w:spacing w:after="60" w:before="0"/>
       </w:pPr>
       <w:r>
         <w:rPr>
-          <w:color w:val="141414"/>
-          <w:sz w:val="32"/>
-        </w:rPr>
-        <w:t>O que aconteceu com os aprovados do último PS depois que o PS acabou? Quantos ainda estão ativos?</w:t>
-      </w:r>
-    </w:p>
-    <w:p>
-      <w:pPr>
-        <w:spacing w:after="120"/>
-        <w:ind w:left="340"/>
-      </w:pPr>
-      <w:r>
-        <w:rPr>
-          <w:i/>
-          <w:color w:val="5E5E5E"/>
-          <w:sz w:val="21"/>
-        </w:rPr>
-        <w:t>Nasce do vazio de pós-PS: cases não marcados e simulados prontos que não foram enviados.</w:t>
-      </w:r>
-    </w:p>
-    <w:p>
-      <w:pPr>
-        <w:keepLines/>
-        <w:spacing w:before="260" w:after="40"/>
-      </w:pPr>
-      <w:r>
-        <w:rPr>
-          <w:b/>
-          <w:color w:val="C4122F"/>
-          <w:sz w:val="22"/>
-        </w:rPr>
-        <w:t>V6</w:t>
-      </w:r>
-      <w:r>
-        <w:rPr>
-          <w:b/>
-          <w:color w:val="5E5E5E"/>
-          <w:sz w:val="18"/>
-        </w:rPr>
-        <w:t xml:space="preserve">   ROTATIVA</w:t>
-      </w:r>
-    </w:p>
-    <w:p>
-      <w:pPr>
-        <w:keepLines/>
-        <w:spacing w:after="60"/>
-        <w:ind w:left="113"/>
-      </w:pPr>
-      <w:r>
-        <w:rPr>
-          <w:color w:val="141414"/>
-          <w:sz w:val="32"/>
-        </w:rPr>
-        <w:t>Qual processo do clube você padronizou de um jeito que sobreviva à sua saída? Me mostra onde está escrito.</w:t>
-      </w:r>
-    </w:p>
-    <w:p>
-      <w:pPr>
-        <w:keepLines/>
-        <w:spacing w:before="260" w:after="40"/>
-      </w:pPr>
-      <w:r>
-        <w:rPr>
-          <w:b/>
-          <w:color w:val="C4122F"/>
-          <w:sz w:val="22"/>
-        </w:rPr>
-        <w:t>V7</w:t>
-      </w:r>
-      <w:r>
-        <w:rPr>
-          <w:b/>
-          <w:color w:val="5E5E5E"/>
-          <w:sz w:val="18"/>
-        </w:rPr>
-        <w:t xml:space="preserve">   ROTATIVA</w:t>
-      </w:r>
-    </w:p>
-    <w:p>
-      <w:pPr>
-        <w:keepLines/>
-        <w:spacing w:after="60"/>
-        <w:ind w:left="113"/>
-      </w:pPr>
-      <w:r>
-        <w:rPr>
-          <w:color w:val="141414"/>
-          <w:sz w:val="32"/>
-        </w:rPr>
-        <w:t>Onde você discordou da presidência nos últimos dois meses, e o que você fez com essa discordância?</w:t>
-      </w:r>
-    </w:p>
-    <w:p>
-      <w:pPr>
-        <w:spacing w:after="120"/>
-        <w:ind w:left="340"/>
-      </w:pPr>
-      <w:r>
-        <w:rPr>
-          <w:i/>
-          <w:color w:val="5E5E5E"/>
-          <w:sz w:val="21"/>
-        </w:rPr>
-        <w:t>Mede se existe contraponto real ou se a vice virou só execução.</w:t>
-      </w:r>
-    </w:p>
-    <w:p>
-      <w:pPr>
-        <w:keepLines/>
-        <w:spacing w:before="260" w:after="40"/>
-      </w:pPr>
-      <w:r>
-        <w:rPr>
-          <w:b/>
-          <w:color w:val="C4122F"/>
-          <w:sz w:val="22"/>
-        </w:rPr>
-        <w:t>V8</w:t>
-      </w:r>
-      <w:r>
-        <w:rPr>
-          <w:b/>
-          <w:color w:val="5E5E5E"/>
-          <w:sz w:val="18"/>
-        </w:rPr>
-        <w:t xml:space="preserve">   FIXA</w:t>
-      </w:r>
-    </w:p>
-    <w:p>
-      <w:pPr>
-        <w:keepLines/>
-        <w:spacing w:after="60"/>
-        <w:ind w:left="113"/>
-      </w:pPr>
-      <w:r>
-        <w:rPr>
-          <w:color w:val="141414"/>
-          <w:sz w:val="32"/>
-        </w:rPr>
-        <w:t>Quem são as duas pessoas que você está preparando para assumir diretoria, e o que falta em cada uma?</w:t>
-      </w:r>
-    </w:p>
-    <w:p>
-      <w:pPr>
-        <w:keepLines/>
-        <w:spacing w:before="260" w:after="40"/>
-      </w:pPr>
-      <w:r>
-        <w:rPr>
-          <w:b/>
-          <w:color w:val="C4122F"/>
-          <w:sz w:val="22"/>
-        </w:rPr>
-        <w:t>V9</w:t>
-      </w:r>
-      <w:r>
-        <w:rPr>
-          <w:b/>
-          <w:color w:val="5E5E5E"/>
-          <w:sz w:val="18"/>
-        </w:rPr>
-        <w:t xml:space="preserve">   FIXA</w:t>
-      </w:r>
-    </w:p>
-    <w:p>
-      <w:pPr>
-        <w:keepLines/>
-        <w:spacing w:after="60"/>
-        <w:ind w:left="113"/>
-      </w:pPr>
-      <w:r>
-        <w:rPr>
-          <w:color w:val="141414"/>
-          <w:sz w:val="32"/>
-        </w:rPr>
-        <w:t>O que você está deixando de fazer por falta de tempo? Dessa lista, o que deveria ser de outra pessoa e não é?</w:t>
-      </w:r>
-    </w:p>
-    <w:p>
-      <w:pPr>
-        <w:keepLines/>
-        <w:spacing w:before="260" w:after="40"/>
-      </w:pPr>
-      <w:r>
-        <w:rPr>
-          <w:b/>
-          <w:color w:val="C4122F"/>
-          <w:sz w:val="22"/>
-        </w:rPr>
-        <w:t>V10</w:t>
-      </w:r>
-      <w:r>
-        <w:rPr>
-          <w:b/>
-          <w:color w:val="5E5E5E"/>
-          <w:sz w:val="18"/>
-        </w:rPr>
-        <w:t xml:space="preserve">   FIXA</w:t>
-      </w:r>
-      <w:r>
-        <w:rPr>
-          <w:b/>
-          <w:color w:val="8E0C22"/>
-          <w:sz w:val="18"/>
-        </w:rPr>
-        <w:t xml:space="preserve">   VIRA NOTA</w:t>
-      </w:r>
-    </w:p>
-    <w:p>
-      <w:pPr>
-        <w:keepLines/>
-        <w:spacing w:after="60"/>
-        <w:ind w:left="113"/>
-      </w:pPr>
-      <w:r>
-        <w:rPr>
+          <w:rFonts w:ascii="Arial" w:hAnsi="Arial"/>
+          <w:b w:val="0"/>
           <w:color w:val="141414"/>
           <w:sz w:val="32"/>
         </w:rPr>
@@ -1122,42 +518,26 @@
     </w:p>
     <w:p>
       <w:pPr>
-        <w:keepLines/>
-        <w:spacing w:before="260" w:after="40"/>
+        <w:spacing w:after="40" w:before="160"/>
       </w:pPr>
       <w:r>
         <w:rPr>
+          <w:rFonts w:ascii="Arial" w:hAnsi="Arial"/>
           <w:b/>
           <w:color w:val="C4122F"/>
           <w:sz w:val="22"/>
         </w:rPr>
-        <w:t>V11</w:t>
-      </w:r>
-      <w:r>
-        <w:rPr>
-          <w:b/>
-          <w:color w:val="5E5E5E"/>
-          <w:sz w:val="18"/>
-        </w:rPr>
-        <w:t xml:space="preserve">   FIXA</w:t>
-      </w:r>
-      <w:r>
-        <w:rPr>
-          <w:b/>
-          <w:color w:val="8E0C22"/>
-          <w:sz w:val="18"/>
-        </w:rPr>
-        <w:t xml:space="preserve">   VIRA NOTA</w:t>
+        <w:t>V5   FIXA · VIRA NOTA</w:t>
       </w:r>
     </w:p>
     <w:p>
       <w:pPr>
-        <w:keepLines/>
-        <w:spacing w:after="60"/>
-        <w:ind w:left="113"/>
+        <w:spacing w:after="60" w:before="0"/>
       </w:pPr>
       <w:r>
         <w:rPr>
+          <w:rFonts w:ascii="Arial" w:hAnsi="Arial"/>
+          <w:b w:val="0"/>
           <w:color w:val="141414"/>
           <w:sz w:val="32"/>
         </w:rPr>
@@ -1166,71 +546,26 @@
     </w:p>
     <w:p>
       <w:pPr>
-        <w:keepLines/>
-        <w:spacing w:before="260" w:after="40"/>
+        <w:spacing w:after="80" w:before="240"/>
       </w:pPr>
       <w:r>
         <w:rPr>
-          <w:b/>
-          <w:color w:val="C4122F"/>
-          <w:sz w:val="22"/>
+          <w:rFonts w:ascii="Arial" w:hAnsi="Arial"/>
+          <w:b w:val="0"/>
+          <w:color w:val="5E5E5E"/>
+          <w:sz w:val="21"/>
         </w:rPr>
-        <w:t>V12</w:t>
-      </w:r>
-      <w:r>
-        <w:rPr>
-          <w:b/>
-          <w:color w:val="5E5E5E"/>
-          <w:sz w:val="18"/>
-        </w:rPr>
-        <w:t xml:space="preserve">   FIXA</w:t>
+        <w:t>Vêm de V1, V2, V4, V10 e V11 do banco completo.</w:t>
+        <w:br w:type="page"/>
       </w:r>
     </w:p>
     <w:p>
       <w:pPr>
-        <w:keepLines/>
-        <w:spacing w:after="60"/>
-        <w:ind w:left="113"/>
+        <w:spacing w:after="40" w:before="0"/>
       </w:pPr>
       <w:r>
         <w:rPr>
-          <w:color w:val="141414"/>
-          <w:sz w:val="32"/>
-        </w:rPr>
-        <w:t>Se você assumisse a presidência no mês que vem, o que mudaria no primeiro mês e o que não mexeria de jeito nenhum?</w:t>
-      </w:r>
-    </w:p>
-    <w:p>
-      <w:pPr>
-        <w:spacing w:after="120"/>
-        <w:ind w:left="340"/>
-      </w:pPr>
-      <w:r>
-        <w:rPr>
-          <w:i/>
-          <w:color w:val="5E5E5E"/>
-          <w:sz w:val="21"/>
-        </w:rPr>
-        <w:t>Boa também para candidato à vice, porque revela se ele entende o que já funciona.</w:t>
-      </w:r>
-    </w:p>
-    <w:p>
-      <w:pPr>
-        <w:sectPr>
-          <w:headerReference w:type="default" r:id="rId11"/>
-          <w:pgSz w:w="12240" w:h="15840"/>
-          <w:pgMar w:top="794" w:right="907" w:bottom="794" w:left="1134" w:header="720" w:footer="720" w:gutter="0"/>
-          <w:cols w:space="720"/>
-          <w:docGrid w:linePitch="360"/>
-        </w:sectPr>
-      </w:pPr>
-    </w:p>
-    <w:p>
-      <w:pPr>
-        <w:spacing w:after="40"/>
-      </w:pPr>
-      <w:r>
-        <w:rPr>
+          <w:rFonts w:ascii="Arial" w:hAnsi="Arial"/>
           <w:b/>
           <w:color w:val="C4122F"/>
           <w:sz w:val="48"/>
@@ -1240,11 +575,12 @@
     </w:p>
     <w:p>
       <w:pPr>
-        <w:spacing w:after="320"/>
+        <w:spacing w:after="300" w:before="0"/>
       </w:pPr>
       <w:r>
         <w:rPr>
-          <w:i/>
+          <w:rFonts w:ascii="Arial" w:hAnsi="Arial"/>
+          <w:b w:val="0"/>
           <w:color w:val="5E5E5E"/>
           <w:sz w:val="24"/>
         </w:rPr>
@@ -1253,34 +589,26 @@
     </w:p>
     <w:p>
       <w:pPr>
-        <w:keepLines/>
-        <w:spacing w:before="260" w:after="40"/>
+        <w:spacing w:after="40" w:before="160"/>
       </w:pPr>
       <w:r>
         <w:rPr>
+          <w:rFonts w:ascii="Arial" w:hAnsi="Arial"/>
           <w:b/>
           <w:color w:val="C4122F"/>
           <w:sz w:val="22"/>
         </w:rPr>
-        <w:t>P1</w:t>
-      </w:r>
-      <w:r>
-        <w:rPr>
-          <w:b/>
-          <w:color w:val="5E5E5E"/>
-          <w:sz w:val="18"/>
-        </w:rPr>
-        <w:t xml:space="preserve">   FIXA</w:t>
+        <w:t>P1   FIXA</w:t>
       </w:r>
     </w:p>
     <w:p>
       <w:pPr>
-        <w:keepLines/>
-        <w:spacing w:after="60"/>
-        <w:ind w:left="113"/>
+        <w:spacing w:after="60" w:before="0"/>
       </w:pPr>
       <w:r>
         <w:rPr>
+          <w:rFonts w:ascii="Arial" w:hAnsi="Arial"/>
+          <w:b w:val="0"/>
           <w:color w:val="141414"/>
           <w:sz w:val="32"/>
         </w:rPr>
@@ -1289,34 +617,26 @@
     </w:p>
     <w:p>
       <w:pPr>
-        <w:keepLines/>
-        <w:spacing w:before="260" w:after="40"/>
+        <w:spacing w:after="40" w:before="160"/>
       </w:pPr>
       <w:r>
         <w:rPr>
+          <w:rFonts w:ascii="Arial" w:hAnsi="Arial"/>
           <w:b/>
           <w:color w:val="C4122F"/>
           <w:sz w:val="22"/>
         </w:rPr>
-        <w:t>P2</w:t>
-      </w:r>
-      <w:r>
-        <w:rPr>
-          <w:b/>
-          <w:color w:val="5E5E5E"/>
-          <w:sz w:val="18"/>
-        </w:rPr>
-        <w:t xml:space="preserve">   FIXA</w:t>
+        <w:t>P2   FIXA</w:t>
       </w:r>
     </w:p>
     <w:p>
       <w:pPr>
-        <w:keepLines/>
-        <w:spacing w:after="60"/>
-        <w:ind w:left="113"/>
+        <w:spacing w:after="60" w:before="0"/>
       </w:pPr>
       <w:r>
         <w:rPr>
+          <w:rFonts w:ascii="Arial" w:hAnsi="Arial"/>
+          <w:b w:val="0"/>
           <w:color w:val="141414"/>
           <w:sz w:val="32"/>
         </w:rPr>
@@ -1325,12 +645,12 @@
     </w:p>
     <w:p>
       <w:pPr>
-        <w:spacing w:after="120"/>
-        <w:ind w:left="340"/>
+        <w:spacing w:after="40" w:before="0"/>
       </w:pPr>
       <w:r>
         <w:rPr>
-          <w:i/>
+          <w:rFonts w:ascii="Arial" w:hAnsi="Arial"/>
+          <w:b w:val="0"/>
           <w:color w:val="5E5E5E"/>
           <w:sz w:val="21"/>
         </w:rPr>
@@ -1339,34 +659,26 @@
     </w:p>
     <w:p>
       <w:pPr>
-        <w:keepLines/>
-        <w:spacing w:before="260" w:after="40"/>
+        <w:spacing w:after="40" w:before="160"/>
       </w:pPr>
       <w:r>
         <w:rPr>
+          <w:rFonts w:ascii="Arial" w:hAnsi="Arial"/>
           <w:b/>
           <w:color w:val="C4122F"/>
           <w:sz w:val="22"/>
         </w:rPr>
-        <w:t>P3</w:t>
-      </w:r>
-      <w:r>
-        <w:rPr>
-          <w:b/>
-          <w:color w:val="5E5E5E"/>
-          <w:sz w:val="18"/>
-        </w:rPr>
-        <w:t xml:space="preserve">   FIXA</w:t>
+        <w:t>P3   FIXA</w:t>
       </w:r>
     </w:p>
     <w:p>
       <w:pPr>
-        <w:keepLines/>
-        <w:spacing w:after="60"/>
-        <w:ind w:left="113"/>
+        <w:spacing w:after="60" w:before="0"/>
       </w:pPr>
       <w:r>
         <w:rPr>
+          <w:rFonts w:ascii="Arial" w:hAnsi="Arial"/>
+          <w:b w:val="0"/>
           <w:color w:val="141414"/>
           <w:sz w:val="32"/>
         </w:rPr>
@@ -1375,12 +687,12 @@
     </w:p>
     <w:p>
       <w:pPr>
-        <w:spacing w:after="120"/>
-        <w:ind w:left="340"/>
+        <w:spacing w:after="40" w:before="0"/>
       </w:pPr>
       <w:r>
         <w:rPr>
-          <w:i/>
+          <w:rFonts w:ascii="Arial" w:hAnsi="Arial"/>
+          <w:b w:val="0"/>
           <w:color w:val="5E5E5E"/>
           <w:sz w:val="21"/>
         </w:rPr>
@@ -1389,170 +701,26 @@
     </w:p>
     <w:p>
       <w:pPr>
-        <w:keepLines/>
-        <w:spacing w:before="260" w:after="40"/>
+        <w:spacing w:after="40" w:before="160"/>
       </w:pPr>
       <w:r>
         <w:rPr>
+          <w:rFonts w:ascii="Arial" w:hAnsi="Arial"/>
           <w:b/>
           <w:color w:val="C4122F"/>
           <w:sz w:val="22"/>
         </w:rPr>
-        <w:t>P4</w:t>
-      </w:r>
-      <w:r>
-        <w:rPr>
-          <w:b/>
-          <w:color w:val="5E5E5E"/>
-          <w:sz w:val="18"/>
-        </w:rPr>
-        <w:t xml:space="preserve">   FIXA</w:t>
+        <w:t>P4   FIXA</w:t>
       </w:r>
     </w:p>
     <w:p>
       <w:pPr>
-        <w:keepLines/>
-        <w:spacing w:after="60"/>
-        <w:ind w:left="113"/>
+        <w:spacing w:after="60" w:before="0"/>
       </w:pPr>
       <w:r>
         <w:rPr>
-          <w:color w:val="141414"/>
-          <w:sz w:val="32"/>
-        </w:rPr>
-        <w:t>Quantos membros foram aprovados em PS de consultoria neste ciclo, e o que no clube contribuiu de fato para isso?</w:t>
-      </w:r>
-    </w:p>
-    <w:p>
-      <w:pPr>
-        <w:spacing w:after="120"/>
-        <w:ind w:left="340"/>
-      </w:pPr>
-      <w:r>
-        <w:rPr>
-          <w:i/>
-          <w:color w:val="5E5E5E"/>
-          <w:sz w:val="21"/>
-        </w:rPr>
-        <w:t>Cuidado com a resposta fácil. Aprovação pode acontecer apesar do clube, não por causa dele.</w:t>
-      </w:r>
-    </w:p>
-    <w:p>
-      <w:pPr>
-        <w:keepLines/>
-        <w:spacing w:before="260" w:after="40"/>
-      </w:pPr>
-      <w:r>
-        <w:rPr>
-          <w:b/>
-          <w:color w:val="C4122F"/>
-          <w:sz w:val="22"/>
-        </w:rPr>
-        <w:t>P5</w:t>
-      </w:r>
-      <w:r>
-        <w:rPr>
-          <w:b/>
-          <w:color w:val="5E5E5E"/>
-          <w:sz w:val="18"/>
-        </w:rPr>
-        <w:t xml:space="preserve">   FIXA</w:t>
-      </w:r>
-    </w:p>
-    <w:p>
-      <w:pPr>
-        <w:keepLines/>
-        <w:spacing w:after="60"/>
-        <w:ind w:left="113"/>
-      </w:pPr>
-      <w:r>
-        <w:rPr>
-          <w:color w:val="141414"/>
-          <w:sz w:val="32"/>
-        </w:rPr>
-        <w:t>Qual relação com empresa ou com alumni existe hoje que não dependa de você pessoalmente?</w:t>
-      </w:r>
-    </w:p>
-    <w:p>
-      <w:pPr>
-        <w:spacing w:after="120"/>
-        <w:ind w:left="340"/>
-      </w:pPr>
-      <w:r>
-        <w:rPr>
-          <w:i/>
-          <w:color w:val="5E5E5E"/>
-          <w:sz w:val="21"/>
-        </w:rPr>
-        <w:t>Os dois 1on1 que eu fiz pediram exatamente isso: mais capacitação junto às empresas e mais presença de alumni. Dois de dois já é padrão.</w:t>
-      </w:r>
-    </w:p>
-    <w:p>
-      <w:pPr>
-        <w:keepLines/>
-        <w:spacing w:before="260" w:after="40"/>
-      </w:pPr>
-      <w:r>
-        <w:rPr>
-          <w:b/>
-          <w:color w:val="C4122F"/>
-          <w:sz w:val="22"/>
-        </w:rPr>
-        <w:t>P6</w:t>
-      </w:r>
-      <w:r>
-        <w:rPr>
-          <w:b/>
-          <w:color w:val="5E5E5E"/>
-          <w:sz w:val="18"/>
-        </w:rPr>
-        <w:t xml:space="preserve">   ROTATIVA</w:t>
-      </w:r>
-    </w:p>
-    <w:p>
-      <w:pPr>
-        <w:keepLines/>
-        <w:spacing w:after="60"/>
-        <w:ind w:left="113"/>
-      </w:pPr>
-      <w:r>
-        <w:rPr>
-          <w:color w:val="141414"/>
-          <w:sz w:val="32"/>
-        </w:rPr>
-        <w:t>O que o clube faz hoje só porque sempre foi feito assim? O que você já cortou desde que assumiu?</w:t>
-      </w:r>
-    </w:p>
-    <w:p>
-      <w:pPr>
-        <w:keepLines/>
-        <w:spacing w:before="260" w:after="40"/>
-      </w:pPr>
-      <w:r>
-        <w:rPr>
-          <w:b/>
-          <w:color w:val="C4122F"/>
-          <w:sz w:val="22"/>
-        </w:rPr>
-        <w:t>P7</w:t>
-      </w:r>
-      <w:r>
-        <w:rPr>
-          <w:b/>
-          <w:color w:val="5E5E5E"/>
-          <w:sz w:val="18"/>
-        </w:rPr>
-        <w:t xml:space="preserve">   FIXA</w:t>
-      </w:r>
-    </w:p>
-    <w:p>
-      <w:pPr>
-        <w:keepLines/>
-        <w:spacing w:after="60"/>
-        <w:ind w:left="113"/>
-      </w:pPr>
-      <w:r>
-        <w:rPr>
+          <w:rFonts w:ascii="Arial" w:hAnsi="Arial"/>
+          <w:b w:val="0"/>
           <w:color w:val="141414"/>
           <w:sz w:val="32"/>
         </w:rPr>
@@ -1561,128 +729,26 @@
     </w:p>
     <w:p>
       <w:pPr>
-        <w:keepLines/>
-        <w:spacing w:before="260" w:after="40"/>
+        <w:spacing w:after="40" w:before="160"/>
       </w:pPr>
       <w:r>
         <w:rPr>
+          <w:rFonts w:ascii="Arial" w:hAnsi="Arial"/>
           <w:b/>
           <w:color w:val="C4122F"/>
           <w:sz w:val="22"/>
         </w:rPr>
-        <w:t>P8</w:t>
-      </w:r>
-      <w:r>
-        <w:rPr>
-          <w:b/>
-          <w:color w:val="5E5E5E"/>
-          <w:sz w:val="18"/>
-        </w:rPr>
-        <w:t xml:space="preserve">   ROTATIVA</w:t>
+        <w:t>P5   FIXA · VIRA NOTA</w:t>
       </w:r>
     </w:p>
     <w:p>
       <w:pPr>
-        <w:keepLines/>
-        <w:spacing w:after="60"/>
-        <w:ind w:left="113"/>
+        <w:spacing w:after="60" w:before="0"/>
       </w:pPr>
       <w:r>
         <w:rPr>
-          <w:color w:val="141414"/>
-          <w:sz w:val="32"/>
-        </w:rPr>
-        <w:t>Qual foi a decisão mais impopular que você tomou, e você manteria hoje?</w:t>
-      </w:r>
-    </w:p>
-    <w:p>
-      <w:pPr>
-        <w:keepLines/>
-        <w:spacing w:before="260" w:after="40"/>
-      </w:pPr>
-      <w:r>
-        <w:rPr>
-          <w:b/>
-          <w:color w:val="C4122F"/>
-          <w:sz w:val="22"/>
-        </w:rPr>
-        <w:t>P9</w:t>
-      </w:r>
-      <w:r>
-        <w:rPr>
-          <w:b/>
-          <w:color w:val="5E5E5E"/>
-          <w:sz w:val="18"/>
-        </w:rPr>
-        <w:t xml:space="preserve">   FIXA</w:t>
-      </w:r>
-    </w:p>
-    <w:p>
-      <w:pPr>
-        <w:keepLines/>
-        <w:spacing w:after="60"/>
-        <w:ind w:left="113"/>
-      </w:pPr>
-      <w:r>
-        <w:rPr>
-          <w:color w:val="141414"/>
-          <w:sz w:val="32"/>
-        </w:rPr>
-        <w:t>Onde a diretoria está te dizendo sim e discordando por dentro? Como você sabe?</w:t>
-      </w:r>
-    </w:p>
-    <w:p>
-      <w:pPr>
-        <w:spacing w:after="120"/>
-        <w:ind w:left="340"/>
-      </w:pPr>
-      <w:r>
-        <w:rPr>
-          <w:i/>
-          <w:color w:val="5E5E5E"/>
-          <w:sz w:val="21"/>
-        </w:rPr>
-        <w:t>Se a resposta for que não acontece, provavelmente acontece e não está chegando.</w:t>
-      </w:r>
-    </w:p>
-    <w:p>
-      <w:pPr>
-        <w:keepLines/>
-        <w:spacing w:before="260" w:after="40"/>
-      </w:pPr>
-      <w:r>
-        <w:rPr>
-          <w:b/>
-          <w:color w:val="C4122F"/>
-          <w:sz w:val="22"/>
-        </w:rPr>
-        <w:t>P10</w:t>
-      </w:r>
-      <w:r>
-        <w:rPr>
-          <w:b/>
-          <w:color w:val="5E5E5E"/>
-          <w:sz w:val="18"/>
-        </w:rPr>
-        <w:t xml:space="preserve">   FIXA</w:t>
-      </w:r>
-      <w:r>
-        <w:rPr>
-          <w:b/>
-          <w:color w:val="8E0C22"/>
-          <w:sz w:val="18"/>
-        </w:rPr>
-        <w:t xml:space="preserve">   VIRA NOTA</w:t>
-      </w:r>
-    </w:p>
-    <w:p>
-      <w:pPr>
-        <w:keepLines/>
-        <w:spacing w:after="60"/>
-        <w:ind w:left="113"/>
-      </w:pPr>
-      <w:r>
-        <w:rPr>
+          <w:rFonts w:ascii="Arial" w:hAnsi="Arial"/>
+          <w:b w:val="0"/>
           <w:color w:val="141414"/>
           <w:sz w:val="32"/>
         </w:rPr>
@@ -1691,93 +757,26 @@
     </w:p>
     <w:p>
       <w:pPr>
-        <w:keepLines/>
-        <w:spacing w:before="260" w:after="40"/>
+        <w:spacing w:after="80" w:before="240"/>
       </w:pPr>
       <w:r>
         <w:rPr>
-          <w:b/>
-          <w:color w:val="C4122F"/>
-          <w:sz w:val="22"/>
+          <w:rFonts w:ascii="Arial" w:hAnsi="Arial"/>
+          <w:b w:val="0"/>
+          <w:color w:val="5E5E5E"/>
+          <w:sz w:val="21"/>
         </w:rPr>
-        <w:t>P11</w:t>
-      </w:r>
-      <w:r>
-        <w:rPr>
-          <w:b/>
-          <w:color w:val="5E5E5E"/>
-          <w:sz w:val="18"/>
-        </w:rPr>
-        <w:t xml:space="preserve">   FIXA</w:t>
+        <w:t>Vêm de P1, P2, P3, P7 e P10 do banco completo.</w:t>
+        <w:br w:type="page"/>
       </w:r>
     </w:p>
     <w:p>
       <w:pPr>
-        <w:keepLines/>
-        <w:spacing w:after="60"/>
-        <w:ind w:left="113"/>
+        <w:spacing w:after="40" w:before="0"/>
       </w:pPr>
       <w:r>
         <w:rPr>
-          <w:color w:val="141414"/>
-          <w:sz w:val="32"/>
-        </w:rPr>
-        <w:t>O que você quer que exista no clube depois que você sair e não existia quando você entrou?</w:t>
-      </w:r>
-    </w:p>
-    <w:p>
-      <w:pPr>
-        <w:keepLines/>
-        <w:spacing w:before="260" w:after="40"/>
-      </w:pPr>
-      <w:r>
-        <w:rPr>
-          <w:b/>
-          <w:color w:val="C4122F"/>
-          <w:sz w:val="22"/>
-        </w:rPr>
-        <w:t>P12</w:t>
-      </w:r>
-      <w:r>
-        <w:rPr>
-          <w:b/>
-          <w:color w:val="5E5E5E"/>
-          <w:sz w:val="18"/>
-        </w:rPr>
-        <w:t xml:space="preserve">   ROTATIVA</w:t>
-      </w:r>
-    </w:p>
-    <w:p>
-      <w:pPr>
-        <w:keepLines/>
-        <w:spacing w:after="60"/>
-        <w:ind w:left="113"/>
-      </w:pPr>
-      <w:r>
-        <w:rPr>
-          <w:color w:val="141414"/>
-          <w:sz w:val="32"/>
-        </w:rPr>
-        <w:t>Que problema você sabe que existe e está deixando para o próximo presidente?</w:t>
-      </w:r>
-    </w:p>
-    <w:p>
-      <w:pPr>
-        <w:sectPr>
-          <w:headerReference w:type="default" r:id="rId12"/>
-          <w:pgSz w:w="12240" w:h="15840"/>
-          <w:pgMar w:top="794" w:right="907" w:bottom="794" w:left="1134" w:header="720" w:footer="720" w:gutter="0"/>
-          <w:cols w:space="720"/>
-          <w:docGrid w:linePitch="360"/>
-        </w:sectPr>
-      </w:pPr>
-    </w:p>
-    <w:p>
-      <w:pPr>
-        <w:spacing w:after="40"/>
-      </w:pPr>
-      <w:r>
-        <w:rPr>
+          <w:rFonts w:ascii="Arial" w:hAnsi="Arial"/>
           <w:b/>
           <w:color w:val="C4122F"/>
           <w:sz w:val="48"/>
@@ -1787,11 +786,12 @@
     </w:p>
     <w:p>
       <w:pPr>
-        <w:spacing w:after="320"/>
+        <w:spacing w:after="300" w:before="0"/>
       </w:pPr>
       <w:r>
         <w:rPr>
-          <w:i/>
+          <w:rFonts w:ascii="Arial" w:hAnsi="Arial"/>
+          <w:b w:val="0"/>
           <w:color w:val="5E5E5E"/>
           <w:sz w:val="24"/>
         </w:rPr>
@@ -1800,34 +800,26 @@
     </w:p>
     <w:p>
       <w:pPr>
-        <w:keepLines/>
-        <w:spacing w:before="260" w:after="40"/>
+        <w:spacing w:after="40" w:before="160"/>
       </w:pPr>
       <w:r>
         <w:rPr>
+          <w:rFonts w:ascii="Arial" w:hAnsi="Arial"/>
           <w:b/>
           <w:color w:val="C4122F"/>
           <w:sz w:val="22"/>
         </w:rPr>
-        <w:t>G1</w:t>
-      </w:r>
-      <w:r>
-        <w:rPr>
-          <w:b/>
-          <w:color w:val="5E5E5E"/>
-          <w:sz w:val="18"/>
-        </w:rPr>
-        <w:t xml:space="preserve">   FIXA</w:t>
+        <w:t>G1   FIXA</w:t>
       </w:r>
     </w:p>
     <w:p>
       <w:pPr>
-        <w:keepLines/>
-        <w:spacing w:after="60"/>
-        <w:ind w:left="113"/>
+        <w:spacing w:after="60" w:before="0"/>
       </w:pPr>
       <w:r>
         <w:rPr>
+          <w:rFonts w:ascii="Arial" w:hAnsi="Arial"/>
+          <w:b w:val="0"/>
           <w:color w:val="141414"/>
           <w:sz w:val="32"/>
         </w:rPr>
@@ -1836,34 +828,68 @@
     </w:p>
     <w:p>
       <w:pPr>
-        <w:keepLines/>
-        <w:spacing w:before="260" w:after="40"/>
+        <w:spacing w:after="40" w:before="160"/>
       </w:pPr>
       <w:r>
         <w:rPr>
+          <w:rFonts w:ascii="Arial" w:hAnsi="Arial"/>
           <w:b/>
           <w:color w:val="C4122F"/>
           <w:sz w:val="22"/>
         </w:rPr>
-        <w:t>G2</w:t>
-      </w:r>
-      <w:r>
-        <w:rPr>
-          <w:b/>
-          <w:color w:val="5E5E5E"/>
-          <w:sz w:val="18"/>
-        </w:rPr>
-        <w:t xml:space="preserve">   ROTATIVA</w:t>
+        <w:t>G2   FIXA</w:t>
       </w:r>
     </w:p>
     <w:p>
       <w:pPr>
-        <w:keepLines/>
-        <w:spacing w:after="60"/>
-        <w:ind w:left="113"/>
+        <w:spacing w:after="60" w:before="0"/>
       </w:pPr>
       <w:r>
         <w:rPr>
+          <w:rFonts w:ascii="Arial" w:hAnsi="Arial"/>
+          <w:b w:val="0"/>
+          <w:color w:val="141414"/>
+          <w:sz w:val="32"/>
+        </w:rPr>
+        <w:t>Qual decisão você tomou nos últimos dois meses que hoje tomaria diferente?</w:t>
+      </w:r>
+    </w:p>
+    <w:p>
+      <w:pPr>
+        <w:spacing w:after="40" w:before="0"/>
+      </w:pPr>
+      <w:r>
+        <w:rPr>
+          <w:rFonts w:ascii="Arial" w:hAnsi="Arial"/>
+          <w:b w:val="0"/>
+          <w:color w:val="5E5E5E"/>
+          <w:sz w:val="21"/>
+        </w:rPr>
+        <w:t>Quem não lembra de nenhuma provavelmente não está decidindo, está reagindo.</w:t>
+      </w:r>
+    </w:p>
+    <w:p>
+      <w:pPr>
+        <w:spacing w:after="40" w:before="160"/>
+      </w:pPr>
+      <w:r>
+        <w:rPr>
+          <w:rFonts w:ascii="Arial" w:hAnsi="Arial"/>
+          <w:b/>
+          <w:color w:val="C4122F"/>
+          <w:sz w:val="22"/>
+        </w:rPr>
+        <w:t>G3   FIXA</w:t>
+      </w:r>
+    </w:p>
+    <w:p>
+      <w:pPr>
+        <w:spacing w:after="60" w:before="0"/>
+      </w:pPr>
+      <w:r>
+        <w:rPr>
+          <w:rFonts w:ascii="Arial" w:hAnsi="Arial"/>
+          <w:b w:val="0"/>
           <w:color w:val="141414"/>
           <w:sz w:val="32"/>
         </w:rPr>
@@ -1872,34 +898,26 @@
     </w:p>
     <w:p>
       <w:pPr>
-        <w:keepLines/>
-        <w:spacing w:before="260" w:after="40"/>
+        <w:spacing w:after="40" w:before="160"/>
       </w:pPr>
       <w:r>
         <w:rPr>
+          <w:rFonts w:ascii="Arial" w:hAnsi="Arial"/>
           <w:b/>
           <w:color w:val="C4122F"/>
           <w:sz w:val="22"/>
         </w:rPr>
-        <w:t>G3</w:t>
-      </w:r>
-      <w:r>
-        <w:rPr>
-          <w:b/>
-          <w:color w:val="5E5E5E"/>
-          <w:sz w:val="18"/>
-        </w:rPr>
-        <w:t xml:space="preserve">   FIXA</w:t>
+        <w:t>G4   FIXA</w:t>
       </w:r>
     </w:p>
     <w:p>
       <w:pPr>
-        <w:keepLines/>
-        <w:spacing w:after="60"/>
-        <w:ind w:left="113"/>
+        <w:spacing w:after="60" w:before="0"/>
       </w:pPr>
       <w:r>
         <w:rPr>
+          <w:rFonts w:ascii="Arial" w:hAnsi="Arial"/>
+          <w:b w:val="0"/>
           <w:color w:val="141414"/>
           <w:sz w:val="32"/>
         </w:rPr>
@@ -1908,34 +926,26 @@
     </w:p>
     <w:p>
       <w:pPr>
-        <w:keepLines/>
-        <w:spacing w:before="260" w:after="40"/>
+        <w:spacing w:after="40" w:before="160"/>
       </w:pPr>
       <w:r>
         <w:rPr>
+          <w:rFonts w:ascii="Arial" w:hAnsi="Arial"/>
           <w:b/>
           <w:color w:val="C4122F"/>
           <w:sz w:val="22"/>
         </w:rPr>
-        <w:t>G4</w:t>
-      </w:r>
-      <w:r>
-        <w:rPr>
-          <w:b/>
-          <w:color w:val="5E5E5E"/>
-          <w:sz w:val="18"/>
-        </w:rPr>
-        <w:t xml:space="preserve">   ROTATIVA</w:t>
+        <w:t>G5   FIXA</w:t>
       </w:r>
     </w:p>
     <w:p>
       <w:pPr>
-        <w:keepLines/>
-        <w:spacing w:after="60"/>
-        <w:ind w:left="113"/>
+        <w:spacing w:after="60" w:before="0"/>
       </w:pPr>
       <w:r>
         <w:rPr>
+          <w:rFonts w:ascii="Arial" w:hAnsi="Arial"/>
+          <w:b w:val="0"/>
           <w:color w:val="141414"/>
           <w:sz w:val="32"/>
         </w:rPr>
@@ -1944,12 +954,12 @@
     </w:p>
     <w:p>
       <w:pPr>
-        <w:spacing w:after="120"/>
-        <w:ind w:left="340"/>
+        <w:spacing w:after="40" w:before="0"/>
       </w:pPr>
       <w:r>
         <w:rPr>
-          <w:i/>
+          <w:rFonts w:ascii="Arial" w:hAnsi="Arial"/>
+          <w:b w:val="0"/>
           <w:color w:val="5E5E5E"/>
           <w:sz w:val="21"/>
         </w:rPr>
@@ -1958,307 +968,40 @@
     </w:p>
     <w:p>
       <w:pPr>
-        <w:spacing w:before="440"/>
+        <w:spacing w:after="80" w:before="240"/>
       </w:pPr>
       <w:r>
         <w:rPr>
-          <w:b/>
-          <w:i/>
-          <w:color w:val="8E0C22"/>
-          <w:sz w:val="24"/>
+          <w:rFonts w:ascii="Arial" w:hAnsi="Arial"/>
+          <w:b w:val="0"/>
+          <w:color w:val="5E5E5E"/>
+          <w:sz w:val="21"/>
         </w:rPr>
-        <w:t>Antes de encerrar: anotar as duas notas de 0 a 10 junto com o porquê, e sair com um combinado escrito.</w:t>
+        <w:t>G1, G3, G4 e G5 vêm de G1 a G4 do banco. G2 é a antiga D6, trazida para cá porque serve aos três cargos.</w:t>
+      </w:r>
+    </w:p>
+    <w:p>
+      <w:pPr>
+        <w:spacing w:after="80" w:before="0"/>
+      </w:pPr>
+      <w:r>
+        <w:rPr>
+          <w:rFonts w:ascii="Arial" w:hAnsi="Arial"/>
+          <w:b w:val="0"/>
+          <w:color w:val="5E5E5E"/>
+          <w:sz w:val="21"/>
+        </w:rPr>
+        <w:t>Antes de encerrar: anotar as notas de 0 a 10 junto com o porquê, e sair com um combinado escrito.</w:t>
       </w:r>
     </w:p>
     <w:sectPr>
-      <w:headerReference w:type="default" r:id="rId13"/>
       <w:pgSz w:w="12240" w:h="15840"/>
-      <w:pgMar w:top="794" w:right="907" w:bottom="794" w:left="1134" w:header="720" w:footer="720" w:gutter="0"/>
+      <w:pgMar w:top="1134" w:right="1247" w:bottom="1134" w:left="1247" w:header="720" w:footer="720" w:gutter="0"/>
       <w:cols w:space="720"/>
       <w:docGrid w:linePitch="360"/>
     </w:sectPr>
   </w:body>
 </w:document>
-</file>
-
-<file path=word/header1.xml><?xml version="1.0" encoding="utf-8"?>
-<w:hdr xmlns:m="http://schemas.openxmlformats.org/officeDocument/2006/math" xmlns:mc="http://schemas.openxmlformats.org/markup-compatibility/2006" xmlns:mo="http://schemas.microsoft.com/office/mac/office/2008/main" xmlns:mv="urn:schemas-microsoft-com:mac:vml" xmlns:o="urn:schemas-microsoft-com:office:office" xmlns:r="http://schemas.openxmlformats.org/officeDocument/2006/relationships" xmlns:v="urn:schemas-microsoft-com:vml" xmlns:w10="urn:schemas-microsoft-com:office:word" xmlns:w14="http://schemas.microsoft.com/office/word/2010/wordml" xmlns:w="http://schemas.openxmlformats.org/wordprocessingml/2006/main" xmlns:wne="http://schemas.microsoft.com/office/word/2006/wordml" xmlns:wp14="http://schemas.microsoft.com/office/word/2010/wordprocessingDrawing" xmlns:wp="http://schemas.openxmlformats.org/drawingml/2006/wordprocessingDrawing" xmlns:wpc="http://schemas.microsoft.com/office/word/2010/wordprocessingCanvas" xmlns:wpg="http://schemas.microsoft.com/office/word/2010/wordprocessingGroup" xmlns:wpi="http://schemas.microsoft.com/office/word/2010/wordprocessingInk" xmlns:wps="http://schemas.microsoft.com/office/word/2010/wordprocessingShape" mc:Ignorable="w14 wp14">
-  <w:p>
-    <w:pPr>
-      <w:pStyle w:val="Header"/>
-      <w:tabs>
-        <w:tab w:pos="9638" w:val="right"/>
-      </w:tabs>
-    </w:pPr>
-    <w:r>
-      <w:drawing>
-        <wp:inline xmlns:a="http://schemas.openxmlformats.org/drawingml/2006/main" xmlns:pic="http://schemas.openxmlformats.org/drawingml/2006/picture">
-          <wp:extent cx="827999" cy="397285"/>
-          <wp:docPr id="1" name="Picture 1"/>
-          <wp:cNvGraphicFramePr>
-            <a:graphicFrameLocks noChangeAspect="1"/>
-          </wp:cNvGraphicFramePr>
-          <a:graphic>
-            <a:graphicData uri="http://schemas.openxmlformats.org/drawingml/2006/picture">
-              <pic:pic>
-                <pic:nvPicPr>
-                  <pic:cNvPr id="0" name="logo-ccu.png"/>
-                  <pic:cNvPicPr/>
-                </pic:nvPicPr>
-                <pic:blipFill>
-                  <a:blip r:embed="rId1"/>
-                  <a:stretch>
-                    <a:fillRect/>
-                  </a:stretch>
-                </pic:blipFill>
-                <pic:spPr>
-                  <a:xfrm>
-                    <a:off x="0" y="0"/>
-                    <a:ext cx="827999" cy="397285"/>
-                  </a:xfrm>
-                  <a:prstGeom prst="rect"/>
-                </pic:spPr>
-              </pic:pic>
-            </a:graphicData>
-          </a:graphic>
-        </wp:inline>
-      </w:drawing>
-    </w:r>
-    <w:r>
-      <w:rPr>
-        <w:b/>
-        <w:color w:val="C4122F"/>
-        <w:sz w:val="22"/>
-      </w:rPr>
-      <w:tab/>
-      <w:t>Guia de 1on1</w:t>
-    </w:r>
-  </w:p>
-</w:hdr>
-</file>
-
-<file path=word/header2.xml><?xml version="1.0" encoding="utf-8"?>
-<w:hdr xmlns:m="http://schemas.openxmlformats.org/officeDocument/2006/math" xmlns:mc="http://schemas.openxmlformats.org/markup-compatibility/2006" xmlns:mo="http://schemas.microsoft.com/office/mac/office/2008/main" xmlns:mv="urn:schemas-microsoft-com:mac:vml" xmlns:o="urn:schemas-microsoft-com:office:office" xmlns:r="http://schemas.openxmlformats.org/officeDocument/2006/relationships" xmlns:v="urn:schemas-microsoft-com:vml" xmlns:w10="urn:schemas-microsoft-com:office:word" xmlns:w14="http://schemas.microsoft.com/office/word/2010/wordml" xmlns:w="http://schemas.openxmlformats.org/wordprocessingml/2006/main" xmlns:wne="http://schemas.microsoft.com/office/word/2006/wordml" xmlns:wp14="http://schemas.microsoft.com/office/word/2010/wordprocessingDrawing" xmlns:wp="http://schemas.openxmlformats.org/drawingml/2006/wordprocessingDrawing" xmlns:wpc="http://schemas.microsoft.com/office/word/2010/wordprocessingCanvas" xmlns:wpg="http://schemas.microsoft.com/office/word/2010/wordprocessingGroup" xmlns:wpi="http://schemas.microsoft.com/office/word/2010/wordprocessingInk" xmlns:wps="http://schemas.microsoft.com/office/word/2010/wordprocessingShape" mc:Ignorable="w14 wp14">
-  <w:p>
-    <w:pPr>
-      <w:pStyle w:val="Header"/>
-      <w:tabs>
-        <w:tab w:pos="9638" w:val="right"/>
-      </w:tabs>
-    </w:pPr>
-    <w:r>
-      <w:drawing>
-        <wp:inline xmlns:a="http://schemas.openxmlformats.org/drawingml/2006/main" xmlns:pic="http://schemas.openxmlformats.org/drawingml/2006/picture">
-          <wp:extent cx="827999" cy="397285"/>
-          <wp:docPr id="1" name="Picture 1"/>
-          <wp:cNvGraphicFramePr>
-            <a:graphicFrameLocks noChangeAspect="1"/>
-          </wp:cNvGraphicFramePr>
-          <a:graphic>
-            <a:graphicData uri="http://schemas.openxmlformats.org/drawingml/2006/picture">
-              <pic:pic>
-                <pic:nvPicPr>
-                  <pic:cNvPr id="0" name="logo-ccu.png"/>
-                  <pic:cNvPicPr/>
-                </pic:nvPicPr>
-                <pic:blipFill>
-                  <a:blip r:embed="rId1"/>
-                  <a:stretch>
-                    <a:fillRect/>
-                  </a:stretch>
-                </pic:blipFill>
-                <pic:spPr>
-                  <a:xfrm>
-                    <a:off x="0" y="0"/>
-                    <a:ext cx="827999" cy="397285"/>
-                  </a:xfrm>
-                  <a:prstGeom prst="rect"/>
-                </pic:spPr>
-              </pic:pic>
-            </a:graphicData>
-          </a:graphic>
-        </wp:inline>
-      </w:drawing>
-    </w:r>
-    <w:r>
-      <w:rPr>
-        <w:b/>
-        <w:color w:val="C4122F"/>
-        <w:sz w:val="22"/>
-      </w:rPr>
-      <w:tab/>
-      <w:t>Diretoria de área</w:t>
-    </w:r>
-  </w:p>
-</w:hdr>
-</file>
-
-<file path=word/header3.xml><?xml version="1.0" encoding="utf-8"?>
-<w:hdr xmlns:m="http://schemas.openxmlformats.org/officeDocument/2006/math" xmlns:mc="http://schemas.openxmlformats.org/markup-compatibility/2006" xmlns:mo="http://schemas.microsoft.com/office/mac/office/2008/main" xmlns:mv="urn:schemas-microsoft-com:mac:vml" xmlns:o="urn:schemas-microsoft-com:office:office" xmlns:r="http://schemas.openxmlformats.org/officeDocument/2006/relationships" xmlns:v="urn:schemas-microsoft-com:vml" xmlns:w10="urn:schemas-microsoft-com:office:word" xmlns:w14="http://schemas.microsoft.com/office/word/2010/wordml" xmlns:w="http://schemas.openxmlformats.org/wordprocessingml/2006/main" xmlns:wne="http://schemas.microsoft.com/office/word/2006/wordml" xmlns:wp14="http://schemas.microsoft.com/office/word/2010/wordprocessingDrawing" xmlns:wp="http://schemas.openxmlformats.org/drawingml/2006/wordprocessingDrawing" xmlns:wpc="http://schemas.microsoft.com/office/word/2010/wordprocessingCanvas" xmlns:wpg="http://schemas.microsoft.com/office/word/2010/wordprocessingGroup" xmlns:wpi="http://schemas.microsoft.com/office/word/2010/wordprocessingInk" xmlns:wps="http://schemas.microsoft.com/office/word/2010/wordprocessingShape" mc:Ignorable="w14 wp14">
-  <w:p>
-    <w:pPr>
-      <w:pStyle w:val="Header"/>
-      <w:tabs>
-        <w:tab w:pos="9638" w:val="right"/>
-      </w:tabs>
-    </w:pPr>
-    <w:r>
-      <w:drawing>
-        <wp:inline xmlns:a="http://schemas.openxmlformats.org/drawingml/2006/main" xmlns:pic="http://schemas.openxmlformats.org/drawingml/2006/picture">
-          <wp:extent cx="827999" cy="397285"/>
-          <wp:docPr id="1" name="Picture 1"/>
-          <wp:cNvGraphicFramePr>
-            <a:graphicFrameLocks noChangeAspect="1"/>
-          </wp:cNvGraphicFramePr>
-          <a:graphic>
-            <a:graphicData uri="http://schemas.openxmlformats.org/drawingml/2006/picture">
-              <pic:pic>
-                <pic:nvPicPr>
-                  <pic:cNvPr id="0" name="logo-ccu.png"/>
-                  <pic:cNvPicPr/>
-                </pic:nvPicPr>
-                <pic:blipFill>
-                  <a:blip r:embed="rId1"/>
-                  <a:stretch>
-                    <a:fillRect/>
-                  </a:stretch>
-                </pic:blipFill>
-                <pic:spPr>
-                  <a:xfrm>
-                    <a:off x="0" y="0"/>
-                    <a:ext cx="827999" cy="397285"/>
-                  </a:xfrm>
-                  <a:prstGeom prst="rect"/>
-                </pic:spPr>
-              </pic:pic>
-            </a:graphicData>
-          </a:graphic>
-        </wp:inline>
-      </w:drawing>
-    </w:r>
-    <w:r>
-      <w:rPr>
-        <w:b/>
-        <w:color w:val="C4122F"/>
-        <w:sz w:val="22"/>
-      </w:rPr>
-      <w:tab/>
-      <w:t>Vice-presidência</w:t>
-    </w:r>
-  </w:p>
-</w:hdr>
-</file>
-
-<file path=word/header4.xml><?xml version="1.0" encoding="utf-8"?>
-<w:hdr xmlns:m="http://schemas.openxmlformats.org/officeDocument/2006/math" xmlns:mc="http://schemas.openxmlformats.org/markup-compatibility/2006" xmlns:mo="http://schemas.microsoft.com/office/mac/office/2008/main" xmlns:mv="urn:schemas-microsoft-com:mac:vml" xmlns:o="urn:schemas-microsoft-com:office:office" xmlns:r="http://schemas.openxmlformats.org/officeDocument/2006/relationships" xmlns:v="urn:schemas-microsoft-com:vml" xmlns:w10="urn:schemas-microsoft-com:office:word" xmlns:w14="http://schemas.microsoft.com/office/word/2010/wordml" xmlns:w="http://schemas.openxmlformats.org/wordprocessingml/2006/main" xmlns:wne="http://schemas.microsoft.com/office/word/2006/wordml" xmlns:wp14="http://schemas.microsoft.com/office/word/2010/wordprocessingDrawing" xmlns:wp="http://schemas.openxmlformats.org/drawingml/2006/wordprocessingDrawing" xmlns:wpc="http://schemas.microsoft.com/office/word/2010/wordprocessingCanvas" xmlns:wpg="http://schemas.microsoft.com/office/word/2010/wordprocessingGroup" xmlns:wpi="http://schemas.microsoft.com/office/word/2010/wordprocessingInk" xmlns:wps="http://schemas.microsoft.com/office/word/2010/wordprocessingShape" mc:Ignorable="w14 wp14">
-  <w:p>
-    <w:pPr>
-      <w:pStyle w:val="Header"/>
-      <w:tabs>
-        <w:tab w:pos="9638" w:val="right"/>
-      </w:tabs>
-    </w:pPr>
-    <w:r>
-      <w:drawing>
-        <wp:inline xmlns:a="http://schemas.openxmlformats.org/drawingml/2006/main" xmlns:pic="http://schemas.openxmlformats.org/drawingml/2006/picture">
-          <wp:extent cx="827999" cy="397285"/>
-          <wp:docPr id="1" name="Picture 1"/>
-          <wp:cNvGraphicFramePr>
-            <a:graphicFrameLocks noChangeAspect="1"/>
-          </wp:cNvGraphicFramePr>
-          <a:graphic>
-            <a:graphicData uri="http://schemas.openxmlformats.org/drawingml/2006/picture">
-              <pic:pic>
-                <pic:nvPicPr>
-                  <pic:cNvPr id="0" name="logo-ccu.png"/>
-                  <pic:cNvPicPr/>
-                </pic:nvPicPr>
-                <pic:blipFill>
-                  <a:blip r:embed="rId1"/>
-                  <a:stretch>
-                    <a:fillRect/>
-                  </a:stretch>
-                </pic:blipFill>
-                <pic:spPr>
-                  <a:xfrm>
-                    <a:off x="0" y="0"/>
-                    <a:ext cx="827999" cy="397285"/>
-                  </a:xfrm>
-                  <a:prstGeom prst="rect"/>
-                </pic:spPr>
-              </pic:pic>
-            </a:graphicData>
-          </a:graphic>
-        </wp:inline>
-      </w:drawing>
-    </w:r>
-    <w:r>
-      <w:rPr>
-        <w:b/>
-        <w:color w:val="C4122F"/>
-        <w:sz w:val="22"/>
-      </w:rPr>
-      <w:tab/>
-      <w:t>Presidência</w:t>
-    </w:r>
-  </w:p>
-</w:hdr>
-</file>
-
-<file path=word/header5.xml><?xml version="1.0" encoding="utf-8"?>
-<w:hdr xmlns:m="http://schemas.openxmlformats.org/officeDocument/2006/math" xmlns:mc="http://schemas.openxmlformats.org/markup-compatibility/2006" xmlns:mo="http://schemas.microsoft.com/office/mac/office/2008/main" xmlns:mv="urn:schemas-microsoft-com:mac:vml" xmlns:o="urn:schemas-microsoft-com:office:office" xmlns:r="http://schemas.openxmlformats.org/officeDocument/2006/relationships" xmlns:v="urn:schemas-microsoft-com:vml" xmlns:w10="urn:schemas-microsoft-com:office:word" xmlns:w14="http://schemas.microsoft.com/office/word/2010/wordml" xmlns:w="http://schemas.openxmlformats.org/wordprocessingml/2006/main" xmlns:wne="http://schemas.microsoft.com/office/word/2006/wordml" xmlns:wp14="http://schemas.microsoft.com/office/word/2010/wordprocessingDrawing" xmlns:wp="http://schemas.openxmlformats.org/drawingml/2006/wordprocessingDrawing" xmlns:wpc="http://schemas.microsoft.com/office/word/2010/wordprocessingCanvas" xmlns:wpg="http://schemas.microsoft.com/office/word/2010/wordprocessingGroup" xmlns:wpi="http://schemas.microsoft.com/office/word/2010/wordprocessingInk" xmlns:wps="http://schemas.microsoft.com/office/word/2010/wordprocessingShape" mc:Ignorable="w14 wp14">
-  <w:p>
-    <w:pPr>
-      <w:pStyle w:val="Header"/>
-      <w:tabs>
-        <w:tab w:pos="9638" w:val="right"/>
-      </w:tabs>
-    </w:pPr>
-    <w:r>
-      <w:drawing>
-        <wp:inline xmlns:a="http://schemas.openxmlformats.org/drawingml/2006/main" xmlns:pic="http://schemas.openxmlformats.org/drawingml/2006/picture">
-          <wp:extent cx="827999" cy="397285"/>
-          <wp:docPr id="1" name="Picture 1"/>
-          <wp:cNvGraphicFramePr>
-            <a:graphicFrameLocks noChangeAspect="1"/>
-          </wp:cNvGraphicFramePr>
-          <a:graphic>
-            <a:graphicData uri="http://schemas.openxmlformats.org/drawingml/2006/picture">
-              <pic:pic>
-                <pic:nvPicPr>
-                  <pic:cNvPr id="0" name="logo-ccu.png"/>
-                  <pic:cNvPicPr/>
-                </pic:nvPicPr>
-                <pic:blipFill>
-                  <a:blip r:embed="rId1"/>
-                  <a:stretch>
-                    <a:fillRect/>
-                  </a:stretch>
-                </pic:blipFill>
-                <pic:spPr>
-                  <a:xfrm>
-                    <a:off x="0" y="0"/>
-                    <a:ext cx="827999" cy="397285"/>
-                  </a:xfrm>
-                  <a:prstGeom prst="rect"/>
-                </pic:spPr>
-              </pic:pic>
-            </a:graphicData>
-          </a:graphic>
-        </wp:inline>
-      </w:drawing>
-    </w:r>
-    <w:r>
-      <w:rPr>
-        <w:b/>
-        <w:color w:val="C4122F"/>
-        <w:sz w:val="22"/>
-      </w:rPr>
-      <w:tab/>
-      <w:t>Valem para os três</w:t>
-    </w:r>
-  </w:p>
-</w:hdr>
 </file>
 
 <file path=word/numbering.xml><?xml version="1.0" encoding="utf-8"?>
@@ -2624,13 +1367,6 @@
     <w:name w:val="Normal"/>
     <w:qFormat/>
     <w:rsid w:val="00FC693F"/>
-    <w:pPr>
-      <w:spacing w:line="269" w:lineRule="auto"/>
-    </w:pPr>
-    <w:rPr>
-      <w:rFonts w:ascii="Calibri" w:hAnsi="Calibri"/>
-      <w:sz w:val="32"/>
-    </w:rPr>
   </w:style>
   <w:style w:type="paragraph" w:styleId="Header">
     <w:name w:val="header"/>

--- a/1on1/Guia 1on1 - cargos de gestao.docx
+++ b/1on1/Guia 1on1 - cargos de gestao.docx
@@ -471,6 +471,48 @@
           <w:color w:val="141414"/>
           <w:sz w:val="32"/>
         </w:rPr>
+        <w:t>Como você sabe que um diretor está indo mal antes de o resultado aparecer? Que sinal você olha?</w:t>
+      </w:r>
+    </w:p>
+    <w:p>
+      <w:pPr>
+        <w:spacing w:after="40" w:before="0"/>
+      </w:pPr>
+      <w:r>
+        <w:rPr>
+          <w:rFonts w:ascii="Arial" w:hAnsi="Arial"/>
+          <w:b w:val="0"/>
+          <w:color w:val="5E5E5E"/>
+          <w:sz w:val="21"/>
+        </w:rPr>
+        <w:t>Sem sinal antecedente, a vice só apaga incêndio. Dá para usar as notas de retenção dos 1on1 como alarme.</w:t>
+      </w:r>
+    </w:p>
+    <w:p>
+      <w:pPr>
+        <w:spacing w:after="40" w:before="160"/>
+      </w:pPr>
+      <w:r>
+        <w:rPr>
+          <w:rFonts w:ascii="Arial" w:hAnsi="Arial"/>
+          <w:b/>
+          <w:color w:val="C4122F"/>
+          <w:sz w:val="22"/>
+        </w:rPr>
+        <w:t>V4   FIXA</w:t>
+      </w:r>
+    </w:p>
+    <w:p>
+      <w:pPr>
+        <w:spacing w:after="60" w:before="0"/>
+      </w:pPr>
+      <w:r>
+        <w:rPr>
+          <w:rFonts w:ascii="Arial" w:hAnsi="Arial"/>
+          <w:b w:val="0"/>
+          <w:color w:val="141414"/>
+          <w:sz w:val="32"/>
+        </w:rPr>
         <w:t>Quantos membros o clube tem hoje, quantos saíram no último semestre e por quê?</w:t>
       </w:r>
     </w:p>
@@ -499,7 +541,7 @@
           <w:color w:val="C4122F"/>
           <w:sz w:val="22"/>
         </w:rPr>
-        <w:t>V4   FIXA · VIRA NOTA</w:t>
+        <w:t>V5   FIXA · VIRA NOTA</w:t>
       </w:r>
     </w:p>
     <w:p>
@@ -518,34 +560,6 @@
     </w:p>
     <w:p>
       <w:pPr>
-        <w:spacing w:after="40" w:before="160"/>
-      </w:pPr>
-      <w:r>
-        <w:rPr>
-          <w:rFonts w:ascii="Arial" w:hAnsi="Arial"/>
-          <w:b/>
-          <w:color w:val="C4122F"/>
-          <w:sz w:val="22"/>
-        </w:rPr>
-        <w:t>V5   FIXA · VIRA NOTA</w:t>
-      </w:r>
-    </w:p>
-    <w:p>
-      <w:pPr>
-        <w:spacing w:after="60" w:before="0"/>
-      </w:pPr>
-      <w:r>
-        <w:rPr>
-          <w:rFonts w:ascii="Arial" w:hAnsi="Arial"/>
-          <w:b w:val="0"/>
-          <w:color w:val="141414"/>
-          <w:sz w:val="32"/>
-        </w:rPr>
-        <w:t>De 0 a 10, qual a chance de você continuar no próximo semestre, e o que subiria dois pontos?</w:t>
-      </w:r>
-    </w:p>
-    <w:p>
-      <w:pPr>
         <w:spacing w:after="80" w:before="240"/>
       </w:pPr>
       <w:r>
@@ -555,7 +569,7 @@
           <w:color w:val="5E5E5E"/>
           <w:sz w:val="21"/>
         </w:rPr>
-        <w:t>Vêm de V1, V2, V4, V10 e V11 do banco completo.</w:t>
+        <w:t>Vêm de V1, V2, V3, V4 e V10 do banco completo.</w:t>
         <w:br w:type="page"/>
       </w:r>
     </w:p>

--- a/1on1/Guia 1on1 - cargos de gestao.docx
+++ b/1on1/Guia 1on1 - cargos de gestao.docx
@@ -288,7 +288,7 @@
           <w:color w:val="C4122F"/>
           <w:sz w:val="22"/>
         </w:rPr>
-        <w:t>D4   FIXA · VIRA NOTA</w:t>
+        <w:t>D4   FIXA</w:t>
       </w:r>
     </w:p>
     <w:p>
@@ -302,7 +302,21 @@
           <w:color w:val="141414"/>
           <w:sz w:val="32"/>
         </w:rPr>
-        <w:t>De 0 a 10, quanto sua área funcionaria bem sem você por um mês? O que explica não ser 10?</w:t>
+        <w:t>Quem do seu time você promoveria a diretor amanhã, e quem você acha que vai sair no próximo semestre? O que você está fazendo em cada um dos dois casos?</w:t>
+      </w:r>
+    </w:p>
+    <w:p>
+      <w:pPr>
+        <w:spacing w:after="40" w:before="0"/>
+      </w:pPr>
+      <w:r>
+        <w:rPr>
+          <w:rFonts w:ascii="Arial" w:hAnsi="Arial"/>
+          <w:b w:val="0"/>
+          <w:color w:val="5E5E5E"/>
+          <w:sz w:val="21"/>
+        </w:rPr>
+        <w:t>Mede se ele enxerga a saída antes de ela acontecer, e se está fazendo algo a respeito.</w:t>
       </w:r>
     </w:p>
     <w:p>
@@ -330,7 +344,7 @@
           <w:color w:val="141414"/>
           <w:sz w:val="32"/>
         </w:rPr>
-        <w:t>De 0 a 10, qual a chance de você continuar no clube no próximo semestre? O que subiria esse número em dois pontos?</w:t>
+        <w:t>De 0 a 10, quanto sua área funcionaria bem sem você por um mês? O que explica não ser 10?</w:t>
       </w:r>
     </w:p>
     <w:p>
@@ -344,7 +358,7 @@
           <w:color w:val="5E5E5E"/>
           <w:sz w:val="21"/>
         </w:rPr>
-        <w:t>Vêm de D1, D3, D4, D9 e D10 do banco completo.</w:t>
+        <w:t>Vêm de D1, D3, D4, D5 e D9 do banco completo.</w:t>
         <w:br w:type="page"/>
       </w:r>
     </w:p>

--- a/1on1/Guia 1on1 - cargos de gestao.docx
+++ b/1on1/Guia 1on1 - cargos de gestao.docx
@@ -105,20 +105,6 @@
           <w:color w:val="141414"/>
           <w:sz w:val="26"/>
         </w:rPr>
-        <w:t>O texto pequeno em cinza embaixo de algumas perguntas é só para mim, é o que eu quero observar na resposta. Não precisa ler para a pessoa.</w:t>
-      </w:r>
-    </w:p>
-    <w:p>
-      <w:pPr>
-        <w:spacing w:after="180" w:before="0"/>
-      </w:pPr>
-      <w:r>
-        <w:rPr>
-          <w:rFonts w:ascii="Arial" w:hAnsi="Arial"/>
-          <w:b w:val="0"/>
-          <w:color w:val="141414"/>
-          <w:sz w:val="26"/>
-        </w:rPr>
         <w:t>O que muda de um cargo para o outro: no diretor eu pergunto se a área entrega. Na vice, se as áreas entregam sem ela. Na presidência, se o clube continua de pé sem quem está lá hoje.</w:t>
         <w:br w:type="page"/>
       </w:r>
@@ -153,7 +139,7 @@
     </w:p>
     <w:p>
       <w:pPr>
-        <w:spacing w:after="40" w:before="160"/>
+        <w:spacing w:after="40" w:before="200"/>
       </w:pPr>
       <w:r>
         <w:rPr>
@@ -167,7 +153,7 @@
     </w:p>
     <w:p>
       <w:pPr>
-        <w:spacing w:after="60" w:before="0"/>
+        <w:spacing w:after="80" w:before="0"/>
       </w:pPr>
       <w:r>
         <w:rPr>
@@ -181,21 +167,7 @@
     </w:p>
     <w:p>
       <w:pPr>
-        <w:spacing w:after="40" w:before="0"/>
-      </w:pPr>
-      <w:r>
-        <w:rPr>
-          <w:rFonts w:ascii="Arial" w:hAnsi="Arial"/>
-          <w:b w:val="0"/>
-          <w:color w:val="5E5E5E"/>
-          <w:sz w:val="21"/>
-        </w:rPr>
-        <w:t>Se não existe nada que comprove, a área está sendo conduzida por sensação.</w:t>
-      </w:r>
-    </w:p>
-    <w:p>
-      <w:pPr>
-        <w:spacing w:after="40" w:before="160"/>
+        <w:spacing w:after="40" w:before="200"/>
       </w:pPr>
       <w:r>
         <w:rPr>
@@ -209,7 +181,7 @@
     </w:p>
     <w:p>
       <w:pPr>
-        <w:spacing w:after="60" w:before="0"/>
+        <w:spacing w:after="80" w:before="0"/>
       </w:pPr>
       <w:r>
         <w:rPr>
@@ -223,21 +195,7 @@
     </w:p>
     <w:p>
       <w:pPr>
-        <w:spacing w:after="40" w:before="0"/>
-      </w:pPr>
-      <w:r>
-        <w:rPr>
-          <w:rFonts w:ascii="Arial" w:hAnsi="Arial"/>
-          <w:b w:val="0"/>
-          <w:color w:val="5E5E5E"/>
-          <w:sz w:val="21"/>
-        </w:rPr>
-        <w:t>Teste direto de sucessão e de documentação.</w:t>
-      </w:r>
-    </w:p>
-    <w:p>
-      <w:pPr>
-        <w:spacing w:after="40" w:before="160"/>
+        <w:spacing w:after="40" w:before="200"/>
       </w:pPr>
       <w:r>
         <w:rPr>
@@ -251,7 +209,7 @@
     </w:p>
     <w:p>
       <w:pPr>
-        <w:spacing w:after="60" w:before="0"/>
+        <w:spacing w:after="80" w:before="0"/>
       </w:pPr>
       <w:r>
         <w:rPr>
@@ -265,21 +223,7 @@
     </w:p>
     <w:p>
       <w:pPr>
-        <w:spacing w:after="40" w:before="0"/>
-      </w:pPr>
-      <w:r>
-        <w:rPr>
-          <w:rFonts w:ascii="Arial" w:hAnsi="Arial"/>
-          <w:b w:val="0"/>
-          <w:color w:val="5E5E5E"/>
-          <w:sz w:val="21"/>
-        </w:rPr>
-        <w:t>Se não consegue falar nome por nome, não está acompanhando ninguém, está distribuindo tarefa.</w:t>
-      </w:r>
-    </w:p>
-    <w:p>
-      <w:pPr>
-        <w:spacing w:after="40" w:before="160"/>
+        <w:spacing w:after="40" w:before="200"/>
       </w:pPr>
       <w:r>
         <w:rPr>
@@ -293,7 +237,7 @@
     </w:p>
     <w:p>
       <w:pPr>
-        <w:spacing w:after="60" w:before="0"/>
+        <w:spacing w:after="80" w:before="0"/>
       </w:pPr>
       <w:r>
         <w:rPr>
@@ -307,21 +251,7 @@
     </w:p>
     <w:p>
       <w:pPr>
-        <w:spacing w:after="40" w:before="0"/>
-      </w:pPr>
-      <w:r>
-        <w:rPr>
-          <w:rFonts w:ascii="Arial" w:hAnsi="Arial"/>
-          <w:b w:val="0"/>
-          <w:color w:val="5E5E5E"/>
-          <w:sz w:val="21"/>
-        </w:rPr>
-        <w:t>Mede se ele enxerga a saída antes de ela acontecer, e se está fazendo algo a respeito.</w:t>
-      </w:r>
-    </w:p>
-    <w:p>
-      <w:pPr>
-        <w:spacing w:after="40" w:before="160"/>
+        <w:spacing w:after="40" w:before="200"/>
       </w:pPr>
       <w:r>
         <w:rPr>
@@ -335,7 +265,7 @@
     </w:p>
     <w:p>
       <w:pPr>
-        <w:spacing w:after="60" w:before="0"/>
+        <w:spacing w:after="80" w:before="0"/>
       </w:pPr>
       <w:r>
         <w:rPr>
@@ -345,20 +275,6 @@
           <w:sz w:val="32"/>
         </w:rPr>
         <w:t>De 0 a 10, quanto sua área funcionaria bem sem você por um mês? O que explica não ser 10?</w:t>
-      </w:r>
-    </w:p>
-    <w:p>
-      <w:pPr>
-        <w:spacing w:after="80" w:before="240"/>
-      </w:pPr>
-      <w:r>
-        <w:rPr>
-          <w:rFonts w:ascii="Arial" w:hAnsi="Arial"/>
-          <w:b w:val="0"/>
-          <w:color w:val="5E5E5E"/>
-          <w:sz w:val="21"/>
-        </w:rPr>
-        <w:t>Vêm de D1, D3, D4, D5 e D9 do banco completo.</w:t>
         <w:br w:type="page"/>
       </w:r>
     </w:p>
@@ -392,7 +308,7 @@
     </w:p>
     <w:p>
       <w:pPr>
-        <w:spacing w:after="40" w:before="160"/>
+        <w:spacing w:after="40" w:before="200"/>
       </w:pPr>
       <w:r>
         <w:rPr>
@@ -406,7 +322,7 @@
     </w:p>
     <w:p>
       <w:pPr>
-        <w:spacing w:after="60" w:before="0"/>
+        <w:spacing w:after="80" w:before="0"/>
       </w:pPr>
       <w:r>
         <w:rPr>
@@ -420,21 +336,7 @@
     </w:p>
     <w:p>
       <w:pPr>
-        <w:spacing w:after="40" w:before="0"/>
-      </w:pPr>
-      <w:r>
-        <w:rPr>
-          <w:rFonts w:ascii="Arial" w:hAnsi="Arial"/>
-          <w:b w:val="0"/>
-          <w:color w:val="5E5E5E"/>
-          <w:sz w:val="21"/>
-        </w:rPr>
-        <w:t>Se não sabe responder, o cargo está sendo exercido como assistência à presidência, e é isso que precisa ser tratado.</w:t>
-      </w:r>
-    </w:p>
-    <w:p>
-      <w:pPr>
-        <w:spacing w:after="40" w:before="160"/>
+        <w:spacing w:after="40" w:before="200"/>
       </w:pPr>
       <w:r>
         <w:rPr>
@@ -448,7 +350,7 @@
     </w:p>
     <w:p>
       <w:pPr>
-        <w:spacing w:after="60" w:before="0"/>
+        <w:spacing w:after="80" w:before="0"/>
       </w:pPr>
       <w:r>
         <w:rPr>
@@ -462,7 +364,7 @@
     </w:p>
     <w:p>
       <w:pPr>
-        <w:spacing w:after="40" w:before="160"/>
+        <w:spacing w:after="40" w:before="200"/>
       </w:pPr>
       <w:r>
         <w:rPr>
@@ -476,7 +378,7 @@
     </w:p>
     <w:p>
       <w:pPr>
-        <w:spacing w:after="60" w:before="0"/>
+        <w:spacing w:after="80" w:before="0"/>
       </w:pPr>
       <w:r>
         <w:rPr>
@@ -490,21 +392,7 @@
     </w:p>
     <w:p>
       <w:pPr>
-        <w:spacing w:after="40" w:before="0"/>
-      </w:pPr>
-      <w:r>
-        <w:rPr>
-          <w:rFonts w:ascii="Arial" w:hAnsi="Arial"/>
-          <w:b w:val="0"/>
-          <w:color w:val="5E5E5E"/>
-          <w:sz w:val="21"/>
-        </w:rPr>
-        <w:t>Sem sinal antecedente, a vice só apaga incêndio. Dá para usar as notas de retenção dos 1on1 como alarme.</w:t>
-      </w:r>
-    </w:p>
-    <w:p>
-      <w:pPr>
-        <w:spacing w:after="40" w:before="160"/>
+        <w:spacing w:after="40" w:before="200"/>
       </w:pPr>
       <w:r>
         <w:rPr>
@@ -518,7 +406,7 @@
     </w:p>
     <w:p>
       <w:pPr>
-        <w:spacing w:after="60" w:before="0"/>
+        <w:spacing w:after="80" w:before="0"/>
       </w:pPr>
       <w:r>
         <w:rPr>
@@ -532,21 +420,7 @@
     </w:p>
     <w:p>
       <w:pPr>
-        <w:spacing w:after="40" w:before="0"/>
-      </w:pPr>
-      <w:r>
-        <w:rPr>
-          <w:rFonts w:ascii="Arial" w:hAnsi="Arial"/>
-          <w:b w:val="0"/>
-          <w:color w:val="5E5E5E"/>
-          <w:sz w:val="21"/>
-        </w:rPr>
-        <w:t>Se não souber de cabeça, o achado já é a própria resposta. O Gabriel apontou que estamos com poucos membros, então esse número precisa ter dono.</w:t>
-      </w:r>
-    </w:p>
-    <w:p>
-      <w:pPr>
-        <w:spacing w:after="40" w:before="160"/>
+        <w:spacing w:after="40" w:before="200"/>
       </w:pPr>
       <w:r>
         <w:rPr>
@@ -560,7 +434,7 @@
     </w:p>
     <w:p>
       <w:pPr>
-        <w:spacing w:after="60" w:before="0"/>
+        <w:spacing w:after="80" w:before="0"/>
       </w:pPr>
       <w:r>
         <w:rPr>
@@ -570,20 +444,6 @@
           <w:sz w:val="32"/>
         </w:rPr>
         <w:t>De 0 a 10, quanto o clube funcionaria se você e a presidência saíssem no mesmo semestre? O que explica o número?</w:t>
-      </w:r>
-    </w:p>
-    <w:p>
-      <w:pPr>
-        <w:spacing w:after="80" w:before="240"/>
-      </w:pPr>
-      <w:r>
-        <w:rPr>
-          <w:rFonts w:ascii="Arial" w:hAnsi="Arial"/>
-          <w:b w:val="0"/>
-          <w:color w:val="5E5E5E"/>
-          <w:sz w:val="21"/>
-        </w:rPr>
-        <w:t>Vêm de V1, V2, V3, V4 e V10 do banco completo.</w:t>
         <w:br w:type="page"/>
       </w:r>
     </w:p>
@@ -617,7 +477,7 @@
     </w:p>
     <w:p>
       <w:pPr>
-        <w:spacing w:after="40" w:before="160"/>
+        <w:spacing w:after="40" w:before="200"/>
       </w:pPr>
       <w:r>
         <w:rPr>
@@ -631,7 +491,7 @@
     </w:p>
     <w:p>
       <w:pPr>
-        <w:spacing w:after="60" w:before="0"/>
+        <w:spacing w:after="80" w:before="0"/>
       </w:pPr>
       <w:r>
         <w:rPr>
@@ -645,7 +505,7 @@
     </w:p>
     <w:p>
       <w:pPr>
-        <w:spacing w:after="40" w:before="160"/>
+        <w:spacing w:after="40" w:before="200"/>
       </w:pPr>
       <w:r>
         <w:rPr>
@@ -659,7 +519,7 @@
     </w:p>
     <w:p>
       <w:pPr>
-        <w:spacing w:after="60" w:before="0"/>
+        <w:spacing w:after="80" w:before="0"/>
       </w:pPr>
       <w:r>
         <w:rPr>
@@ -673,21 +533,7 @@
     </w:p>
     <w:p>
       <w:pPr>
-        <w:spacing w:after="40" w:before="0"/>
-      </w:pPr>
-      <w:r>
-        <w:rPr>
-          <w:rFonts w:ascii="Arial" w:hAnsi="Arial"/>
-          <w:b w:val="0"/>
-          <w:color w:val="5E5E5E"/>
-          <w:sz w:val="21"/>
-        </w:rPr>
-        <w:t>Se não existem números, a gestão é por percepção. E comparar com o que os diretores respondem em D1 mostra se todos olham a mesma coisa.</w:t>
-      </w:r>
-    </w:p>
-    <w:p>
-      <w:pPr>
-        <w:spacing w:after="40" w:before="160"/>
+        <w:spacing w:after="40" w:before="200"/>
       </w:pPr>
       <w:r>
         <w:rPr>
@@ -701,7 +547,7 @@
     </w:p>
     <w:p>
       <w:pPr>
-        <w:spacing w:after="60" w:before="0"/>
+        <w:spacing w:after="80" w:before="0"/>
       </w:pPr>
       <w:r>
         <w:rPr>
@@ -715,21 +561,7 @@
     </w:p>
     <w:p>
       <w:pPr>
-        <w:spacing w:after="40" w:before="0"/>
-      </w:pPr>
-      <w:r>
-        <w:rPr>
-          <w:rFonts w:ascii="Arial" w:hAnsi="Arial"/>
-          <w:b w:val="0"/>
-          <w:color w:val="5E5E5E"/>
-          <w:sz w:val="21"/>
-        </w:rPr>
-        <w:t>O CCU se posiciona como preparação para consultoria. Vale confrontar com a nota que os membros se dão de prontidão para PS.</w:t>
-      </w:r>
-    </w:p>
-    <w:p>
-      <w:pPr>
-        <w:spacing w:after="40" w:before="160"/>
+        <w:spacing w:after="40" w:before="200"/>
       </w:pPr>
       <w:r>
         <w:rPr>
@@ -743,7 +575,7 @@
     </w:p>
     <w:p>
       <w:pPr>
-        <w:spacing w:after="60" w:before="0"/>
+        <w:spacing w:after="80" w:before="0"/>
       </w:pPr>
       <w:r>
         <w:rPr>
@@ -757,7 +589,7 @@
     </w:p>
     <w:p>
       <w:pPr>
-        <w:spacing w:after="40" w:before="160"/>
+        <w:spacing w:after="40" w:before="200"/>
       </w:pPr>
       <w:r>
         <w:rPr>
@@ -771,7 +603,7 @@
     </w:p>
     <w:p>
       <w:pPr>
-        <w:spacing w:after="60" w:before="0"/>
+        <w:spacing w:after="80" w:before="0"/>
       </w:pPr>
       <w:r>
         <w:rPr>
@@ -781,20 +613,6 @@
           <w:sz w:val="32"/>
         </w:rPr>
         <w:t>De 0 a 10, quanto o clube estaria de pé daqui a dois anos se ninguém da diretoria atual continuasse? O que explica o número?</w:t>
-      </w:r>
-    </w:p>
-    <w:p>
-      <w:pPr>
-        <w:spacing w:after="80" w:before="240"/>
-      </w:pPr>
-      <w:r>
-        <w:rPr>
-          <w:rFonts w:ascii="Arial" w:hAnsi="Arial"/>
-          <w:b w:val="0"/>
-          <w:color w:val="5E5E5E"/>
-          <w:sz w:val="21"/>
-        </w:rPr>
-        <w:t>Vêm de P1, P2, P3, P7 e P10 do banco completo.</w:t>
         <w:br w:type="page"/>
       </w:r>
     </w:p>
@@ -828,7 +646,7 @@
     </w:p>
     <w:p>
       <w:pPr>
-        <w:spacing w:after="40" w:before="160"/>
+        <w:spacing w:after="40" w:before="200"/>
       </w:pPr>
       <w:r>
         <w:rPr>
@@ -842,7 +660,7 @@
     </w:p>
     <w:p>
       <w:pPr>
-        <w:spacing w:after="60" w:before="0"/>
+        <w:spacing w:after="80" w:before="0"/>
       </w:pPr>
       <w:r>
         <w:rPr>
@@ -856,7 +674,7 @@
     </w:p>
     <w:p>
       <w:pPr>
-        <w:spacing w:after="40" w:before="160"/>
+        <w:spacing w:after="40" w:before="200"/>
       </w:pPr>
       <w:r>
         <w:rPr>
@@ -870,7 +688,7 @@
     </w:p>
     <w:p>
       <w:pPr>
-        <w:spacing w:after="60" w:before="0"/>
+        <w:spacing w:after="80" w:before="0"/>
       </w:pPr>
       <w:r>
         <w:rPr>
@@ -884,21 +702,7 @@
     </w:p>
     <w:p>
       <w:pPr>
-        <w:spacing w:after="40" w:before="0"/>
-      </w:pPr>
-      <w:r>
-        <w:rPr>
-          <w:rFonts w:ascii="Arial" w:hAnsi="Arial"/>
-          <w:b w:val="0"/>
-          <w:color w:val="5E5E5E"/>
-          <w:sz w:val="21"/>
-        </w:rPr>
-        <w:t>Quem não lembra de nenhuma provavelmente não está decidindo, está reagindo.</w:t>
-      </w:r>
-    </w:p>
-    <w:p>
-      <w:pPr>
-        <w:spacing w:after="40" w:before="160"/>
+        <w:spacing w:after="40" w:before="200"/>
       </w:pPr>
       <w:r>
         <w:rPr>
@@ -912,7 +716,7 @@
     </w:p>
     <w:p>
       <w:pPr>
-        <w:spacing w:after="60" w:before="0"/>
+        <w:spacing w:after="80" w:before="0"/>
       </w:pPr>
       <w:r>
         <w:rPr>
@@ -926,7 +730,7 @@
     </w:p>
     <w:p>
       <w:pPr>
-        <w:spacing w:after="40" w:before="160"/>
+        <w:spacing w:after="40" w:before="200"/>
       </w:pPr>
       <w:r>
         <w:rPr>
@@ -940,7 +744,7 @@
     </w:p>
     <w:p>
       <w:pPr>
-        <w:spacing w:after="60" w:before="0"/>
+        <w:spacing w:after="80" w:before="0"/>
       </w:pPr>
       <w:r>
         <w:rPr>
@@ -954,7 +758,7 @@
     </w:p>
     <w:p>
       <w:pPr>
-        <w:spacing w:after="40" w:before="160"/>
+        <w:spacing w:after="40" w:before="200"/>
       </w:pPr>
       <w:r>
         <w:rPr>
@@ -968,7 +772,7 @@
     </w:p>
     <w:p>
       <w:pPr>
-        <w:spacing w:after="60" w:before="0"/>
+        <w:spacing w:after="80" w:before="0"/>
       </w:pPr>
       <w:r>
         <w:rPr>
@@ -982,35 +786,7 @@
     </w:p>
     <w:p>
       <w:pPr>
-        <w:spacing w:after="40" w:before="0"/>
-      </w:pPr>
-      <w:r>
-        <w:rPr>
-          <w:rFonts w:ascii="Arial" w:hAnsi="Arial"/>
-          <w:b w:val="0"/>
-          <w:color w:val="5E5E5E"/>
-          <w:sz w:val="21"/>
-        </w:rPr>
-        <w:t>Fecha bem e já produz o combinado da conversa, que é o campo que mais fica vazio no registro.</w:t>
-      </w:r>
-    </w:p>
-    <w:p>
-      <w:pPr>
-        <w:spacing w:after="80" w:before="240"/>
-      </w:pPr>
-      <w:r>
-        <w:rPr>
-          <w:rFonts w:ascii="Arial" w:hAnsi="Arial"/>
-          <w:b w:val="0"/>
-          <w:color w:val="5E5E5E"/>
-          <w:sz w:val="21"/>
-        </w:rPr>
-        <w:t>G1, G3, G4 e G5 vêm de G1 a G4 do banco. G2 é a antiga D6, trazida para cá porque serve aos três cargos.</w:t>
-      </w:r>
-    </w:p>
-    <w:p>
-      <w:pPr>
-        <w:spacing w:after="80" w:before="0"/>
+        <w:spacing w:after="80" w:before="280"/>
       </w:pPr>
       <w:r>
         <w:rPr>
